--- a/GUIA_DE_APRENDIZAJE_SELECTORES_MODELO_CAJA_CASCADA_HERENCIA_ESPECIFICIDAD-1.docx
+++ b/GUIA_DE_APRENDIZAJE_SELECTORES_MODELO_CAJA_CASCADA_HERENCIA_ESPECIFICIDAD-1.docx
@@ -1,6 +1,6 @@
 
 <file path=word/document.xml><?xml version="1.0" encoding="utf-8"?>
-<w:document xmlns:wpc="http://schemas.microsoft.com/office/word/2010/wordprocessingCanvas" xmlns:cx="http://schemas.microsoft.com/office/drawing/2014/chartex" xmlns:cx1="http://schemas.microsoft.com/office/drawing/2015/9/8/chartex" xmlns:cx2="http://schemas.microsoft.com/office/drawing/2015/10/21/chartex" xmlns:cx3="http://schemas.microsoft.com/office/drawing/2016/5/9/chartex" xmlns:cx4="http://schemas.microsoft.com/office/drawing/2016/5/10/chartex" xmlns:cx5="http://schemas.microsoft.com/office/drawing/2016/5/11/chartex" xmlns:cx6="http://schemas.microsoft.com/office/drawing/2016/5/12/chartex" xmlns:cx7="http://schemas.microsoft.com/office/drawing/2016/5/13/chartex" xmlns:cx8="http://schemas.microsoft.com/office/drawing/2016/5/14/chartex" xmlns:mc="http://schemas.openxmlformats.org/markup-compatibility/2006" xmlns:aink="http://schemas.microsoft.com/office/drawing/2016/ink" xmlns:am3d="http://schemas.microsoft.com/office/drawing/2017/model3d" xmlns:o="urn:schemas-microsoft-com:office:office" xmlns:r="http://schemas.openxmlformats.org/officeDocument/2006/relationships" xmlns:m="http://schemas.openxmlformats.org/officeDocument/2006/math" xmlns:v="urn:schemas-microsoft-com:vml" xmlns:wp14="http://schemas.microsoft.com/office/word/2010/wordprocessingDrawing" xmlns:wp="http://schemas.openxmlformats.org/drawingml/2006/wordprocessingDrawing" xmlns:w10="urn:schemas-microsoft-com:office:word" xmlns:w="http://schemas.openxmlformats.org/wordprocessingml/2006/main" xmlns:w14="http://schemas.microsoft.com/office/word/2010/wordml" xmlns:w15="http://schemas.microsoft.com/office/word/2012/wordml" xmlns:w16cid="http://schemas.microsoft.com/office/word/2016/wordml/cid" xmlns:w16se="http://schemas.microsoft.com/office/word/2015/wordml/symex" xmlns:wpg="http://schemas.microsoft.com/office/word/2010/wordprocessingGroup" xmlns:wpi="http://schemas.microsoft.com/office/word/2010/wordprocessingInk" xmlns:wne="http://schemas.microsoft.com/office/word/2006/wordml" xmlns:wps="http://schemas.microsoft.com/office/word/2010/wordprocessingShape" mc:Ignorable="w14 w15 w16se w16cid wp14">
+<w:document xmlns:wpc="http://schemas.microsoft.com/office/word/2010/wordprocessingCanvas" xmlns:cx="http://schemas.microsoft.com/office/drawing/2014/chartex" xmlns:cx1="http://schemas.microsoft.com/office/drawing/2015/9/8/chartex" xmlns:cx2="http://schemas.microsoft.com/office/drawing/2015/10/21/chartex" xmlns:cx3="http://schemas.microsoft.com/office/drawing/2016/5/9/chartex" xmlns:cx4="http://schemas.microsoft.com/office/drawing/2016/5/10/chartex" xmlns:cx5="http://schemas.microsoft.com/office/drawing/2016/5/11/chartex" xmlns:cx6="http://schemas.microsoft.com/office/drawing/2016/5/12/chartex" xmlns:cx7="http://schemas.microsoft.com/office/drawing/2016/5/13/chartex" xmlns:cx8="http://schemas.microsoft.com/office/drawing/2016/5/14/chartex" xmlns:mc="http://schemas.openxmlformats.org/markup-compatibility/2006" xmlns:aink="http://schemas.microsoft.com/office/drawing/2016/ink" xmlns:am3d="http://schemas.microsoft.com/office/drawing/2017/model3d" xmlns:o="urn:schemas-microsoft-com:office:office" xmlns:oel="http://schemas.microsoft.com/office/2019/extlst" xmlns:r="http://schemas.openxmlformats.org/officeDocument/2006/relationships" xmlns:m="http://schemas.openxmlformats.org/officeDocument/2006/math" xmlns:v="urn:schemas-microsoft-com:vml" xmlns:wp14="http://schemas.microsoft.com/office/word/2010/wordprocessingDrawing" xmlns:wp="http://schemas.openxmlformats.org/drawingml/2006/wordprocessingDrawing" xmlns:w10="urn:schemas-microsoft-com:office:word" xmlns:w="http://schemas.openxmlformats.org/wordprocessingml/2006/main" xmlns:w14="http://schemas.microsoft.com/office/word/2010/wordml" xmlns:w15="http://schemas.microsoft.com/office/word/2012/wordml" xmlns:w16cex="http://schemas.microsoft.com/office/word/2018/wordml/cex" xmlns:w16cid="http://schemas.microsoft.com/office/word/2016/wordml/cid" xmlns:w16="http://schemas.microsoft.com/office/word/2018/wordml" xmlns:w16du="http://schemas.microsoft.com/office/word/2023/wordml/word16du" xmlns:w16sdtdh="http://schemas.microsoft.com/office/word/2020/wordml/sdtdatahash" xmlns:w16sdtfl="http://schemas.microsoft.com/office/word/2024/wordml/sdtformatlock" xmlns:w16se="http://schemas.microsoft.com/office/word/2015/wordml/symex" xmlns:wpg="http://schemas.microsoft.com/office/word/2010/wordprocessingGroup" xmlns:wpi="http://schemas.microsoft.com/office/word/2010/wordprocessingInk" xmlns:wne="http://schemas.microsoft.com/office/word/2006/wordml" xmlns:wps="http://schemas.microsoft.com/office/word/2010/wordprocessingShape" mc:Ignorable="w14 w15 w16se w16cid w16 w16cex w16sdtdh w16sdtfl w16du wp14">
   <w:body>
     <w:p>
       <w:pPr>
@@ -218,10 +218,7 @@
         <w:t xml:space="preserve">Competencia: </w:t>
       </w:r>
       <w:r>
-        <w:t>DESARROLLAR LA SO</w:t>
-      </w:r>
-      <w:r>
-        <w:t>LUCIÓN DE SOFTWARE DE ACUERDO CON EL DISEÑO Y METODOLOGÍAS DE DESARROLLO</w:t>
+        <w:t>DESARROLLAR LA SOLUCIÓN DE SOFTWARE DE ACUERDO CON EL DISEÑO Y METODOLOGÍAS DE DESARROLLO</w:t>
       </w:r>
       <w:r>
         <w:rPr>
@@ -330,10 +327,7 @@
       </w:r>
       <w:proofErr w:type="spellEnd"/>
       <w:r>
-        <w:t>) es un lenguaje fundamental para la presentación de sitios web. Nos permite aplicar estilos a los elementos HTML y definir la apariencia visual de una página. En esta guía, exploraremos los distintos selectores, el modelo de caj</w:t>
-      </w:r>
-      <w:r>
-        <w:t xml:space="preserve">a y las reglas que determinan la aplicación de estilos en una página web mediante ejercicios prácticos </w:t>
+        <w:t xml:space="preserve">) es un lenguaje fundamental para la presentación de sitios web. Nos permite aplicar estilos a los elementos HTML y definir la apariencia visual de una página. En esta guía, exploraremos los distintos selectores, el modelo de caja y las reglas que determinan la aplicación de estilos en una página web mediante ejercicios prácticos </w:t>
       </w:r>
     </w:p>
     <w:p>
@@ -411,10 +405,7 @@
         <w:ind w:left="-5"/>
       </w:pPr>
       <w:r>
-        <w:t>Estas actividades buscan activar conocimientos previos y generar int</w:t>
-      </w:r>
-      <w:r>
-        <w:t xml:space="preserve">erés en el aprendizaje de CSS. </w:t>
+        <w:t xml:space="preserve">Estas actividades buscan activar conocimientos previos y generar interés en el aprendizaje de CSS. </w:t>
       </w:r>
     </w:p>
     <w:p>
@@ -440,15 +431,9 @@
             <w:color w:val="0D2E46"/>
             <w:u w:val="single" w:color="0D2E46"/>
           </w:rPr>
-          <w:t>MDN Web</w:t>
+          <w:t xml:space="preserve">MDN Web </w:t>
         </w:r>
-        <w:r>
-          <w:rPr>
-            <w:color w:val="0D2E46"/>
-            <w:u w:val="single" w:color="0D2E46"/>
-          </w:rPr>
-          <w:t xml:space="preserve"> </w:t>
-        </w:r>
+        <w:proofErr w:type="spellStart"/>
         <w:r>
           <w:rPr>
             <w:color w:val="0D2E46"/>
@@ -456,6 +441,7 @@
           </w:rPr>
           <w:t>Docs</w:t>
         </w:r>
+        <w:proofErr w:type="spellEnd"/>
       </w:hyperlink>
       <w:hyperlink r:id="rId8">
         <w:r>
@@ -542,7 +528,7 @@
         <w:rPr>
           <w:b/>
         </w:rPr>
-        <w:t>.</w:t>
+        <w:t>, a.</w:t>
       </w:r>
     </w:p>
     <w:p>
@@ -560,14 +546,152 @@
         <w:t>Ejercicio práctico 2:</w:t>
       </w:r>
       <w:r>
-        <w:t xml:space="preserve"> </w:t>
-      </w:r>
-      <w:r>
-        <w:t>Crear una hoja de estilos CSS que haga un uso eficiente de la herencia y la cascada. Define estilos globales y observa cómo se aplican a distintos elementos sin necesidad de repetir reglas innecesarias. Luego, analiza su comportamiento y optimiza la estruc</w:t>
-      </w:r>
-      <w:r>
-        <w:t xml:space="preserve">tura del código CSS para mejorar su mantenimiento. </w:t>
-      </w:r>
+        <w:t xml:space="preserve"> Crear una hoja de estilos CSS que haga un uso eficiente de la herencia y la cascada. Define estilos globales y observa cómo se aplican a distintos elementos sin necesidad de repetir reglas innecesarias. Luego, analiza su comportamiento y optimiza la estructura del código CSS para mejorar su mantenimiento. </w:t>
+      </w:r>
+    </w:p>
+    <w:p>
+      <w:pPr>
+        <w:pStyle w:val="NormalWeb"/>
+        <w:ind w:left="360"/>
+      </w:pPr>
+      <w:r>
+        <w:drawing>
+          <wp:anchor distT="0" distB="0" distL="114300" distR="114300" simplePos="0" relativeHeight="251658240" behindDoc="1" locked="0" layoutInCell="1" allowOverlap="1" wp14:anchorId="6BD30073" wp14:editId="67C47C6C">
+            <wp:simplePos x="0" y="0"/>
+            <wp:positionH relativeFrom="column">
+              <wp:posOffset>4037965</wp:posOffset>
+            </wp:positionH>
+            <wp:positionV relativeFrom="paragraph">
+              <wp:posOffset>59690</wp:posOffset>
+            </wp:positionV>
+            <wp:extent cx="1533740" cy="3943350"/>
+            <wp:effectExtent l="0" t="0" r="9525" b="0"/>
+            <wp:wrapTight wrapText="bothSides">
+              <wp:wrapPolygon edited="0">
+                <wp:start x="0" y="0"/>
+                <wp:lineTo x="0" y="21496"/>
+                <wp:lineTo x="21466" y="21496"/>
+                <wp:lineTo x="21466" y="0"/>
+                <wp:lineTo x="0" y="0"/>
+              </wp:wrapPolygon>
+            </wp:wrapTight>
+            <wp:docPr id="1496698003" name="Imagen 5"/>
+            <wp:cNvGraphicFramePr>
+              <a:graphicFrameLocks xmlns:a="http://schemas.openxmlformats.org/drawingml/2006/main" noChangeAspect="1"/>
+            </wp:cNvGraphicFramePr>
+            <a:graphic xmlns:a="http://schemas.openxmlformats.org/drawingml/2006/main">
+              <a:graphicData uri="http://schemas.openxmlformats.org/drawingml/2006/picture">
+                <pic:pic xmlns:pic="http://schemas.openxmlformats.org/drawingml/2006/picture">
+                  <pic:nvPicPr>
+                    <pic:cNvPr id="0" name="Picture 11"/>
+                    <pic:cNvPicPr>
+                      <a:picLocks noChangeAspect="1" noChangeArrowheads="1"/>
+                    </pic:cNvPicPr>
+                  </pic:nvPicPr>
+                  <pic:blipFill>
+                    <a:blip r:embed="rId13" cstate="print">
+                      <a:extLst>
+                        <a:ext uri="{28A0092B-C50C-407E-A947-70E740481C1C}">
+                          <a14:useLocalDpi xmlns:a14="http://schemas.microsoft.com/office/drawing/2010/main" val="0"/>
+                        </a:ext>
+                      </a:extLst>
+                    </a:blip>
+                    <a:srcRect/>
+                    <a:stretch>
+                      <a:fillRect/>
+                    </a:stretch>
+                  </pic:blipFill>
+                  <pic:spPr bwMode="auto">
+                    <a:xfrm>
+                      <a:off x="0" y="0"/>
+                      <a:ext cx="1533740" cy="3943350"/>
+                    </a:xfrm>
+                    <a:prstGeom prst="rect">
+                      <a:avLst/>
+                    </a:prstGeom>
+                    <a:noFill/>
+                    <a:ln>
+                      <a:noFill/>
+                    </a:ln>
+                  </pic:spPr>
+                </pic:pic>
+              </a:graphicData>
+            </a:graphic>
+          </wp:anchor>
+        </w:drawing>
+      </w:r>
+      <w:r>
+        <w:drawing>
+          <wp:inline distT="0" distB="0" distL="0" distR="0" wp14:anchorId="30F84D3E" wp14:editId="55278274">
+            <wp:extent cx="3671570" cy="4106677"/>
+            <wp:effectExtent l="0" t="0" r="5080" b="8255"/>
+            <wp:docPr id="1055715624" name="Imagen 3"/>
+            <wp:cNvGraphicFramePr>
+              <a:graphicFrameLocks xmlns:a="http://schemas.openxmlformats.org/drawingml/2006/main" noChangeAspect="1"/>
+            </wp:cNvGraphicFramePr>
+            <a:graphic xmlns:a="http://schemas.openxmlformats.org/drawingml/2006/main">
+              <a:graphicData uri="http://schemas.openxmlformats.org/drawingml/2006/picture">
+                <pic:pic xmlns:pic="http://schemas.openxmlformats.org/drawingml/2006/picture">
+                  <pic:nvPicPr>
+                    <pic:cNvPr id="0" name="Picture 4"/>
+                    <pic:cNvPicPr>
+                      <a:picLocks noChangeAspect="1" noChangeArrowheads="1"/>
+                    </pic:cNvPicPr>
+                  </pic:nvPicPr>
+                  <pic:blipFill>
+                    <a:blip r:embed="rId14" cstate="print">
+                      <a:extLst>
+                        <a:ext uri="{28A0092B-C50C-407E-A947-70E740481C1C}">
+                          <a14:useLocalDpi xmlns:a14="http://schemas.microsoft.com/office/drawing/2010/main" val="0"/>
+                        </a:ext>
+                      </a:extLst>
+                    </a:blip>
+                    <a:srcRect/>
+                    <a:stretch>
+                      <a:fillRect/>
+                    </a:stretch>
+                  </pic:blipFill>
+                  <pic:spPr bwMode="auto">
+                    <a:xfrm>
+                      <a:off x="0" y="0"/>
+                      <a:ext cx="3677878" cy="4113732"/>
+                    </a:xfrm>
+                    <a:prstGeom prst="rect">
+                      <a:avLst/>
+                    </a:prstGeom>
+                    <a:noFill/>
+                    <a:ln>
+                      <a:noFill/>
+                    </a:ln>
+                  </pic:spPr>
+                </pic:pic>
+              </a:graphicData>
+            </a:graphic>
+          </wp:inline>
+        </w:drawing>
+      </w:r>
+    </w:p>
+    <w:p>
+      <w:pPr>
+        <w:pStyle w:val="NormalWeb"/>
+        <w:ind w:left="360"/>
+      </w:pPr>
+    </w:p>
+    <w:p>
+      <w:pPr>
+        <w:pStyle w:val="NormalWeb"/>
+        <w:ind w:left="360"/>
+      </w:pPr>
+    </w:p>
+    <w:p>
+      <w:pPr>
+        <w:ind w:left="721" w:firstLine="0"/>
+      </w:pPr>
+    </w:p>
+    <w:p>
+      <w:pPr>
+        <w:ind w:left="721" w:firstLine="0"/>
+      </w:pPr>
     </w:p>
     <w:p>
       <w:pPr>
@@ -597,245 +721,324 @@
     </w:p>
     <w:p>
       <w:pPr>
-        <w:spacing w:after="0" w:line="240" w:lineRule="auto"/>
-        <w:ind w:left="721" w:firstLine="0"/>
-      </w:pPr>
-      <w:r>
-        <w:t>/* Regla general para todos los párrafos */</w:t>
-      </w:r>
-    </w:p>
-    <w:p>
-      <w:pPr>
-        <w:spacing w:after="0" w:line="240" w:lineRule="auto"/>
-        <w:ind w:left="721" w:firstLine="0"/>
-      </w:pPr>
-      <w:r>
-        <w:t>p {</w:t>
-      </w:r>
-    </w:p>
-    <w:p>
-      <w:pPr>
-        <w:spacing w:after="0" w:line="240" w:lineRule="auto"/>
-        <w:ind w:left="721" w:firstLine="0"/>
-      </w:pPr>
-      <w:r>
-        <w:t xml:space="preserve">    color: blue;</w:t>
-      </w:r>
-    </w:p>
-    <w:p>
-      <w:pPr>
-        <w:spacing w:after="0" w:line="240" w:lineRule="auto"/>
-        <w:ind w:left="721" w:firstLine="0"/>
-      </w:pPr>
-      <w:r>
-        <w:t>}</w:t>
-      </w:r>
-    </w:p>
-    <w:p>
-      <w:pPr>
-        <w:spacing w:after="0" w:line="240" w:lineRule="auto"/>
-        <w:ind w:left="721" w:firstLine="0"/>
-      </w:pPr>
-    </w:p>
-    <w:p>
-      <w:pPr>
-        <w:spacing w:after="0" w:line="240" w:lineRule="auto"/>
-        <w:ind w:left="721" w:firstLine="0"/>
-      </w:pPr>
-      <w:r>
-        <w:t>/* Regla para los párrafos con clase especial (mayor especificidad) */</w:t>
-      </w:r>
-    </w:p>
-    <w:p>
-      <w:pPr>
-        <w:spacing w:after="0" w:line="240" w:lineRule="auto"/>
-        <w:ind w:left="721" w:firstLine="0"/>
-      </w:pPr>
-      <w:proofErr w:type="spellStart"/>
-      <w:proofErr w:type="gramStart"/>
-      <w:r>
-        <w:t>p.especial</w:t>
-      </w:r>
-      <w:proofErr w:type="spellEnd"/>
-      <w:proofErr w:type="gramEnd"/>
-      <w:r>
-        <w:t xml:space="preserve"> {</w:t>
-      </w:r>
-    </w:p>
-    <w:p>
-      <w:pPr>
-        <w:spacing w:after="0" w:line="240" w:lineRule="auto"/>
-        <w:ind w:left="721" w:firstLine="0"/>
-      </w:pPr>
-      <w:r>
-        <w:t xml:space="preserve">    color: red;</w:t>
-      </w:r>
-    </w:p>
-    <w:p>
-      <w:pPr>
-        <w:spacing w:after="0" w:line="240" w:lineRule="auto"/>
-        <w:ind w:left="721" w:firstLine="0"/>
-      </w:pPr>
-      <w:r>
-        <w:t>}</w:t>
-      </w:r>
-    </w:p>
-    <w:p>
-      <w:pPr>
-        <w:spacing w:after="0" w:line="240" w:lineRule="auto"/>
-        <w:ind w:left="721" w:firstLine="0"/>
-      </w:pPr>
-    </w:p>
-    <w:p>
-      <w:pPr>
-        <w:spacing w:after="0" w:line="240" w:lineRule="auto"/>
-        <w:ind w:left="721" w:firstLine="0"/>
-      </w:pPr>
-      <w:r>
-        <w:t xml:space="preserve">/* Regla para todos los elementos con clase especial (menor especificidad que </w:t>
-      </w:r>
-      <w:proofErr w:type="spellStart"/>
-      <w:proofErr w:type="gramStart"/>
-      <w:r>
-        <w:t>p.especial</w:t>
-      </w:r>
-      <w:proofErr w:type="spellEnd"/>
-      <w:proofErr w:type="gramEnd"/>
-      <w:r>
-        <w:t>) */</w:t>
-      </w:r>
-    </w:p>
-    <w:p>
-      <w:pPr>
-        <w:spacing w:after="0" w:line="240" w:lineRule="auto"/>
-        <w:ind w:left="721" w:firstLine="0"/>
-      </w:pPr>
-      <w:proofErr w:type="gramStart"/>
-      <w:r>
-        <w:t>.especial</w:t>
-      </w:r>
-      <w:proofErr w:type="gramEnd"/>
-      <w:r>
-        <w:t xml:space="preserve"> {</w:t>
-      </w:r>
-    </w:p>
-    <w:p>
-      <w:pPr>
-        <w:spacing w:after="0" w:line="240" w:lineRule="auto"/>
-        <w:ind w:left="721" w:firstLine="0"/>
-      </w:pPr>
-      <w:r>
-        <w:t xml:space="preserve">    color: </w:t>
-      </w:r>
-      <w:proofErr w:type="spellStart"/>
-      <w:r>
-        <w:t>green</w:t>
-      </w:r>
-      <w:proofErr w:type="spellEnd"/>
-      <w:r>
-        <w:t>;</w:t>
-      </w:r>
-    </w:p>
-    <w:p>
-      <w:pPr>
-        <w:spacing w:after="0" w:line="240" w:lineRule="auto"/>
-        <w:ind w:left="721" w:firstLine="0"/>
-      </w:pPr>
-      <w:r>
-        <w:t>}</w:t>
-      </w:r>
-    </w:p>
-    <w:p>
-      <w:pPr>
-        <w:spacing w:after="0" w:line="240" w:lineRule="auto"/>
-        <w:ind w:left="721" w:firstLine="0"/>
-      </w:pPr>
-    </w:p>
-    <w:p>
-      <w:pPr>
-        <w:spacing w:after="0" w:line="240" w:lineRule="auto"/>
-        <w:ind w:left="721" w:firstLine="0"/>
-      </w:pPr>
-      <w:r>
-        <w:t xml:space="preserve">/* Regla que aparece después con la misma especificidad que </w:t>
-      </w:r>
-      <w:proofErr w:type="spellStart"/>
-      <w:proofErr w:type="gramStart"/>
-      <w:r>
-        <w:t>p.especial</w:t>
-      </w:r>
-      <w:proofErr w:type="spellEnd"/>
-      <w:proofErr w:type="gramEnd"/>
-      <w:r>
-        <w:t xml:space="preserve"> */</w:t>
-      </w:r>
-    </w:p>
-    <w:p>
-      <w:pPr>
-        <w:spacing w:after="0" w:line="240" w:lineRule="auto"/>
-        <w:ind w:left="721" w:firstLine="0"/>
-      </w:pPr>
-      <w:proofErr w:type="spellStart"/>
-      <w:proofErr w:type="gramStart"/>
-      <w:r>
-        <w:t>p.especial</w:t>
-      </w:r>
-      <w:proofErr w:type="spellEnd"/>
-      <w:proofErr w:type="gramEnd"/>
-      <w:r>
-        <w:t xml:space="preserve"> {</w:t>
-      </w:r>
-    </w:p>
-    <w:p>
-      <w:pPr>
-        <w:spacing w:after="0" w:line="240" w:lineRule="auto"/>
-        <w:ind w:left="721" w:firstLine="0"/>
-      </w:pPr>
-      <w:r>
-        <w:t xml:space="preserve">    </w:t>
-      </w:r>
-      <w:proofErr w:type="spellStart"/>
-      <w:r>
-        <w:t>font-style</w:t>
-      </w:r>
-      <w:proofErr w:type="spellEnd"/>
-      <w:r>
-        <w:t xml:space="preserve">: </w:t>
-      </w:r>
-      <w:proofErr w:type="spellStart"/>
-      <w:r>
-        <w:t>italic</w:t>
-      </w:r>
-      <w:proofErr w:type="spellEnd"/>
-      <w:r>
-        <w:t>;</w:t>
-      </w:r>
-    </w:p>
-    <w:p>
-      <w:pPr>
-        <w:spacing w:after="0" w:line="240" w:lineRule="auto"/>
-        <w:ind w:left="721" w:firstLine="0"/>
-      </w:pPr>
-      <w:r>
-        <w:t xml:space="preserve">    color: </w:t>
-      </w:r>
-      <w:proofErr w:type="spellStart"/>
-      <w:r>
-        <w:t>orange</w:t>
-      </w:r>
-      <w:proofErr w:type="spellEnd"/>
-      <w:r>
-        <w:t>; /* Esta regla debe prevalecer porque aparece después */</w:t>
-      </w:r>
-    </w:p>
-    <w:p>
-      <w:pPr>
-        <w:spacing w:after="0" w:line="240" w:lineRule="auto"/>
-        <w:ind w:left="721" w:firstLine="0"/>
-      </w:pPr>
-      <w:r>
-        <w:t>}</w:t>
-      </w:r>
+        <w:ind w:left="721" w:firstLine="0"/>
+      </w:pPr>
+      <w:r>
+        <w:rPr>
+          <w:noProof/>
+        </w:rPr>
+        <w:drawing>
+          <wp:anchor distT="0" distB="0" distL="114300" distR="114300" simplePos="0" relativeHeight="251659264" behindDoc="1" locked="0" layoutInCell="1" allowOverlap="1" wp14:anchorId="7F9642E5" wp14:editId="61628B35">
+            <wp:simplePos x="0" y="0"/>
+            <wp:positionH relativeFrom="column">
+              <wp:posOffset>456565</wp:posOffset>
+            </wp:positionH>
+            <wp:positionV relativeFrom="paragraph">
+              <wp:posOffset>635</wp:posOffset>
+            </wp:positionV>
+            <wp:extent cx="3762375" cy="2366771"/>
+            <wp:effectExtent l="0" t="0" r="0" b="0"/>
+            <wp:wrapTight wrapText="bothSides">
+              <wp:wrapPolygon edited="0">
+                <wp:start x="0" y="0"/>
+                <wp:lineTo x="0" y="21386"/>
+                <wp:lineTo x="21436" y="21386"/>
+                <wp:lineTo x="21436" y="0"/>
+                <wp:lineTo x="0" y="0"/>
+              </wp:wrapPolygon>
+            </wp:wrapTight>
+            <wp:docPr id="1081560076" name="Imagen 1"/>
+            <wp:cNvGraphicFramePr>
+              <a:graphicFrameLocks xmlns:a="http://schemas.openxmlformats.org/drawingml/2006/main" noChangeAspect="1"/>
+            </wp:cNvGraphicFramePr>
+            <a:graphic xmlns:a="http://schemas.openxmlformats.org/drawingml/2006/main">
+              <a:graphicData uri="http://schemas.openxmlformats.org/drawingml/2006/picture">
+                <pic:pic xmlns:pic="http://schemas.openxmlformats.org/drawingml/2006/picture">
+                  <pic:nvPicPr>
+                    <pic:cNvPr id="1081560076" name=""/>
+                    <pic:cNvPicPr/>
+                  </pic:nvPicPr>
+                  <pic:blipFill>
+                    <a:blip r:embed="rId15">
+                      <a:extLst>
+                        <a:ext uri="{28A0092B-C50C-407E-A947-70E740481C1C}">
+                          <a14:useLocalDpi xmlns:a14="http://schemas.microsoft.com/office/drawing/2010/main" val="0"/>
+                        </a:ext>
+                      </a:extLst>
+                    </a:blip>
+                    <a:stretch>
+                      <a:fillRect/>
+                    </a:stretch>
+                  </pic:blipFill>
+                  <pic:spPr>
+                    <a:xfrm>
+                      <a:off x="0" y="0"/>
+                      <a:ext cx="3762375" cy="2366771"/>
+                    </a:xfrm>
+                    <a:prstGeom prst="rect">
+                      <a:avLst/>
+                    </a:prstGeom>
+                  </pic:spPr>
+                </pic:pic>
+              </a:graphicData>
+            </a:graphic>
+          </wp:anchor>
+        </w:drawing>
+      </w:r>
+    </w:p>
+    <w:p>
+      <w:pPr>
+        <w:spacing w:after="0" w:line="240" w:lineRule="auto"/>
+        <w:ind w:left="721" w:firstLine="0"/>
+      </w:pPr>
+    </w:p>
+    <w:p>
+      <w:pPr>
+        <w:spacing w:after="0" w:line="240" w:lineRule="auto"/>
+        <w:ind w:left="721" w:firstLine="0"/>
+      </w:pPr>
+    </w:p>
+    <w:p>
+      <w:pPr>
+        <w:spacing w:after="0" w:line="240" w:lineRule="auto"/>
+        <w:ind w:left="721" w:firstLine="0"/>
+      </w:pPr>
+    </w:p>
+    <w:p>
+      <w:pPr>
+        <w:spacing w:after="0" w:line="240" w:lineRule="auto"/>
+        <w:ind w:left="721" w:firstLine="0"/>
+      </w:pPr>
+    </w:p>
+    <w:p>
+      <w:pPr>
+        <w:spacing w:after="0" w:line="240" w:lineRule="auto"/>
+        <w:ind w:left="721" w:firstLine="0"/>
+      </w:pPr>
+    </w:p>
+    <w:p>
+      <w:pPr>
+        <w:spacing w:after="0" w:line="240" w:lineRule="auto"/>
+        <w:ind w:left="721" w:firstLine="0"/>
+      </w:pPr>
+    </w:p>
+    <w:p>
+      <w:pPr>
+        <w:spacing w:after="0" w:line="240" w:lineRule="auto"/>
+        <w:ind w:left="721" w:firstLine="0"/>
+      </w:pPr>
+    </w:p>
+    <w:p>
+      <w:pPr>
+        <w:spacing w:after="0" w:line="240" w:lineRule="auto"/>
+        <w:ind w:left="721" w:firstLine="0"/>
+      </w:pPr>
+    </w:p>
+    <w:p>
+      <w:pPr>
+        <w:spacing w:after="0" w:line="240" w:lineRule="auto"/>
+        <w:ind w:left="721" w:firstLine="0"/>
+      </w:pPr>
+    </w:p>
+    <w:p>
+      <w:pPr>
+        <w:spacing w:after="0" w:line="240" w:lineRule="auto"/>
+        <w:ind w:left="721" w:firstLine="0"/>
+      </w:pPr>
+    </w:p>
+    <w:p>
+      <w:pPr>
+        <w:spacing w:after="0" w:line="240" w:lineRule="auto"/>
+        <w:ind w:left="721" w:firstLine="0"/>
+      </w:pPr>
+    </w:p>
+    <w:p>
+      <w:pPr>
+        <w:spacing w:after="0" w:line="240" w:lineRule="auto"/>
+        <w:ind w:left="721" w:firstLine="0"/>
+      </w:pPr>
+    </w:p>
+    <w:p>
+      <w:pPr>
+        <w:spacing w:after="0" w:line="240" w:lineRule="auto"/>
+        <w:ind w:left="721" w:firstLine="0"/>
+      </w:pPr>
+    </w:p>
+    <w:p>
+      <w:pPr>
+        <w:spacing w:after="0" w:line="240" w:lineRule="auto"/>
+        <w:ind w:left="721" w:firstLine="0"/>
+      </w:pPr>
+    </w:p>
+    <w:p>
+      <w:pPr>
+        <w:spacing w:after="0" w:line="240" w:lineRule="auto"/>
+        <w:ind w:left="721" w:firstLine="0"/>
+      </w:pPr>
+      <w:r>
+        <w:rPr>
+          <w:noProof/>
+        </w:rPr>
+        <w:drawing>
+          <wp:anchor distT="0" distB="0" distL="114300" distR="114300" simplePos="0" relativeHeight="251660288" behindDoc="1" locked="0" layoutInCell="1" allowOverlap="1" wp14:anchorId="3CDFF083" wp14:editId="725A7309">
+            <wp:simplePos x="0" y="0"/>
+            <wp:positionH relativeFrom="column">
+              <wp:posOffset>456565</wp:posOffset>
+            </wp:positionH>
+            <wp:positionV relativeFrom="paragraph">
+              <wp:posOffset>1905</wp:posOffset>
+            </wp:positionV>
+            <wp:extent cx="1905000" cy="2713395"/>
+            <wp:effectExtent l="0" t="0" r="0" b="0"/>
+            <wp:wrapTight wrapText="bothSides">
+              <wp:wrapPolygon edited="0">
+                <wp:start x="0" y="0"/>
+                <wp:lineTo x="0" y="21383"/>
+                <wp:lineTo x="21384" y="21383"/>
+                <wp:lineTo x="21384" y="0"/>
+                <wp:lineTo x="0" y="0"/>
+              </wp:wrapPolygon>
+            </wp:wrapTight>
+            <wp:docPr id="905732076" name="Imagen 1"/>
+            <wp:cNvGraphicFramePr>
+              <a:graphicFrameLocks xmlns:a="http://schemas.openxmlformats.org/drawingml/2006/main" noChangeAspect="1"/>
+            </wp:cNvGraphicFramePr>
+            <a:graphic xmlns:a="http://schemas.openxmlformats.org/drawingml/2006/main">
+              <a:graphicData uri="http://schemas.openxmlformats.org/drawingml/2006/picture">
+                <pic:pic xmlns:pic="http://schemas.openxmlformats.org/drawingml/2006/picture">
+                  <pic:nvPicPr>
+                    <pic:cNvPr id="905732076" name=""/>
+                    <pic:cNvPicPr/>
+                  </pic:nvPicPr>
+                  <pic:blipFill>
+                    <a:blip r:embed="rId16">
+                      <a:extLst>
+                        <a:ext uri="{28A0092B-C50C-407E-A947-70E740481C1C}">
+                          <a14:useLocalDpi xmlns:a14="http://schemas.microsoft.com/office/drawing/2010/main" val="0"/>
+                        </a:ext>
+                      </a:extLst>
+                    </a:blip>
+                    <a:stretch>
+                      <a:fillRect/>
+                    </a:stretch>
+                  </pic:blipFill>
+                  <pic:spPr>
+                    <a:xfrm>
+                      <a:off x="0" y="0"/>
+                      <a:ext cx="1905000" cy="2713395"/>
+                    </a:xfrm>
+                    <a:prstGeom prst="rect">
+                      <a:avLst/>
+                    </a:prstGeom>
+                  </pic:spPr>
+                </pic:pic>
+              </a:graphicData>
+            </a:graphic>
+          </wp:anchor>
+        </w:drawing>
+      </w:r>
+    </w:p>
+    <w:p>
+      <w:pPr>
+        <w:spacing w:after="0" w:line="240" w:lineRule="auto"/>
+        <w:ind w:left="721" w:firstLine="0"/>
+      </w:pPr>
+    </w:p>
+    <w:p>
+      <w:pPr>
+        <w:spacing w:after="0" w:line="240" w:lineRule="auto"/>
+        <w:ind w:left="721" w:firstLine="0"/>
+      </w:pPr>
+    </w:p>
+    <w:p>
+      <w:pPr>
+        <w:spacing w:after="0" w:line="240" w:lineRule="auto"/>
+        <w:ind w:left="721" w:firstLine="0"/>
+      </w:pPr>
+    </w:p>
+    <w:p>
+      <w:pPr>
+        <w:spacing w:after="0" w:line="240" w:lineRule="auto"/>
+        <w:ind w:left="721" w:firstLine="0"/>
+      </w:pPr>
+    </w:p>
+    <w:p>
+      <w:pPr>
+        <w:spacing w:after="0" w:line="240" w:lineRule="auto"/>
+        <w:ind w:left="721" w:firstLine="0"/>
+      </w:pPr>
+    </w:p>
+    <w:p>
+      <w:pPr>
+        <w:spacing w:after="0" w:line="240" w:lineRule="auto"/>
+        <w:ind w:left="721" w:firstLine="0"/>
+      </w:pPr>
+    </w:p>
+    <w:p>
+      <w:pPr>
+        <w:spacing w:after="0" w:line="240" w:lineRule="auto"/>
+        <w:ind w:left="721" w:firstLine="0"/>
+      </w:pPr>
+    </w:p>
+    <w:p>
+      <w:pPr>
+        <w:spacing w:after="0" w:line="240" w:lineRule="auto"/>
+        <w:ind w:left="721" w:firstLine="0"/>
+      </w:pPr>
+    </w:p>
+    <w:p>
+      <w:pPr>
+        <w:spacing w:after="0" w:line="240" w:lineRule="auto"/>
+        <w:ind w:left="721" w:firstLine="0"/>
+      </w:pPr>
+    </w:p>
+    <w:p>
+      <w:pPr>
+        <w:spacing w:after="0" w:line="240" w:lineRule="auto"/>
+        <w:ind w:left="721" w:firstLine="0"/>
+      </w:pPr>
+    </w:p>
+    <w:p>
+      <w:pPr>
+        <w:spacing w:after="0" w:line="240" w:lineRule="auto"/>
+        <w:ind w:left="721" w:firstLine="0"/>
+      </w:pPr>
+    </w:p>
+    <w:p>
+      <w:pPr>
+        <w:spacing w:after="0" w:line="240" w:lineRule="auto"/>
+        <w:ind w:left="721" w:firstLine="0"/>
+      </w:pPr>
+    </w:p>
+    <w:p>
+      <w:pPr>
+        <w:spacing w:after="0" w:line="240" w:lineRule="auto"/>
+        <w:ind w:left="721" w:firstLine="0"/>
+      </w:pPr>
+    </w:p>
+    <w:p>
+      <w:pPr>
+        <w:spacing w:after="0" w:line="240" w:lineRule="auto"/>
+        <w:ind w:left="721" w:firstLine="0"/>
+      </w:pPr>
+    </w:p>
+    <w:p>
+      <w:pPr>
+        <w:spacing w:after="0" w:line="240" w:lineRule="auto"/>
+        <w:ind w:left="721" w:firstLine="0"/>
+      </w:pPr>
+    </w:p>
+    <w:p>
+      <w:pPr>
+        <w:spacing w:after="0" w:line="240" w:lineRule="auto"/>
+        <w:ind w:left="721" w:firstLine="0"/>
+      </w:pPr>
+    </w:p>
+    <w:p>
+      <w:pPr>
+        <w:spacing w:after="0" w:line="240" w:lineRule="auto"/>
+        <w:ind w:left="721" w:firstLine="0"/>
+      </w:pPr>
     </w:p>
     <w:p>
       <w:pPr>
@@ -871,10 +1074,7 @@
         <w:t>Ejercicio práctico 4:</w:t>
       </w:r>
       <w:r>
-        <w:t xml:space="preserve"> Explicar cómo funcionan los selectores combinadores en CSS c</w:t>
-      </w:r>
-      <w:r>
-        <w:t xml:space="preserve">on ejemplos prácticos. </w:t>
+        <w:t xml:space="preserve"> Explicar cómo funcionan los selectores combinadores en CSS con ejemplos prácticos. </w:t>
       </w:r>
     </w:p>
     <w:p>
@@ -1017,342 +1217,342 @@
     </w:p>
     <w:p>
       <w:pPr>
-        <w:ind w:left="721" w:firstLine="0"/>
-      </w:pPr>
-    </w:p>
-    <w:p>
-      <w:pPr>
-        <w:spacing w:after="0" w:line="240" w:lineRule="auto"/>
-        <w:ind w:left="721" w:firstLine="0"/>
-      </w:pPr>
-      <w:r>
-        <w:t>/* Selector descendiente */</w:t>
-      </w:r>
-    </w:p>
-    <w:p>
-      <w:pPr>
-        <w:spacing w:after="0" w:line="240" w:lineRule="auto"/>
-        <w:ind w:left="721" w:firstLine="0"/>
-      </w:pPr>
-      <w:proofErr w:type="spellStart"/>
-      <w:r>
-        <w:t>nav</w:t>
-      </w:r>
-      <w:proofErr w:type="spellEnd"/>
-      <w:r>
-        <w:t xml:space="preserve"> a {</w:t>
-      </w:r>
-    </w:p>
-    <w:p>
-      <w:pPr>
-        <w:spacing w:after="0" w:line="240" w:lineRule="auto"/>
-        <w:ind w:left="721" w:firstLine="0"/>
-      </w:pPr>
-      <w:r>
-        <w:t xml:space="preserve">    </w:t>
-      </w:r>
-      <w:proofErr w:type="spellStart"/>
-      <w:r>
-        <w:t>font-weight</w:t>
-      </w:r>
-      <w:proofErr w:type="spellEnd"/>
-      <w:r>
-        <w:t xml:space="preserve">: </w:t>
-      </w:r>
-      <w:proofErr w:type="spellStart"/>
-      <w:r>
-        <w:t>bold</w:t>
-      </w:r>
-      <w:proofErr w:type="spellEnd"/>
-      <w:r>
-        <w:t>;</w:t>
-      </w:r>
-    </w:p>
-    <w:p>
-      <w:pPr>
-        <w:spacing w:after="0" w:line="240" w:lineRule="auto"/>
-        <w:ind w:left="721" w:firstLine="0"/>
-      </w:pPr>
-      <w:r>
-        <w:t>}</w:t>
-      </w:r>
-    </w:p>
-    <w:p>
-      <w:pPr>
-        <w:spacing w:after="0" w:line="240" w:lineRule="auto"/>
-        <w:ind w:left="721" w:firstLine="0"/>
-      </w:pPr>
-    </w:p>
-    <w:p>
-      <w:pPr>
-        <w:spacing w:after="0" w:line="240" w:lineRule="auto"/>
-        <w:ind w:left="721" w:firstLine="0"/>
-      </w:pPr>
-      <w:r>
-        <w:t>/* Selector hijo directo */</w:t>
-      </w:r>
-    </w:p>
-    <w:p>
-      <w:pPr>
-        <w:spacing w:after="0" w:line="240" w:lineRule="auto"/>
-        <w:ind w:left="721" w:firstLine="0"/>
-      </w:pPr>
-      <w:proofErr w:type="spellStart"/>
-      <w:r>
-        <w:t>ul</w:t>
-      </w:r>
-      <w:proofErr w:type="spellEnd"/>
-      <w:r>
-        <w:t xml:space="preserve"> &gt; </w:t>
-      </w:r>
-      <w:proofErr w:type="spellStart"/>
-      <w:r>
-        <w:t>li</w:t>
-      </w:r>
-      <w:proofErr w:type="spellEnd"/>
-      <w:r>
-        <w:t xml:space="preserve"> {</w:t>
-      </w:r>
-    </w:p>
-    <w:p>
-      <w:pPr>
-        <w:spacing w:after="0" w:line="240" w:lineRule="auto"/>
-        <w:ind w:left="721" w:firstLine="0"/>
-      </w:pPr>
-      <w:r>
-        <w:t xml:space="preserve">    </w:t>
-      </w:r>
-      <w:proofErr w:type="spellStart"/>
-      <w:r>
-        <w:t>border</w:t>
-      </w:r>
-      <w:proofErr w:type="spellEnd"/>
-      <w:r>
-        <w:t xml:space="preserve">: 1px </w:t>
-      </w:r>
-      <w:proofErr w:type="spellStart"/>
-      <w:r>
-        <w:t>solid</w:t>
-      </w:r>
-      <w:proofErr w:type="spellEnd"/>
-      <w:r>
-        <w:t xml:space="preserve"> #</w:t>
-      </w:r>
-      <w:proofErr w:type="spellStart"/>
-      <w:r>
-        <w:t>ccc</w:t>
-      </w:r>
-      <w:proofErr w:type="spellEnd"/>
-      <w:r>
-        <w:t>;</w:t>
-      </w:r>
-    </w:p>
-    <w:p>
-      <w:pPr>
-        <w:spacing w:after="0" w:line="240" w:lineRule="auto"/>
-        <w:ind w:left="721" w:firstLine="0"/>
-      </w:pPr>
-      <w:r>
-        <w:t xml:space="preserve">    </w:t>
-      </w:r>
-      <w:proofErr w:type="spellStart"/>
-      <w:r>
-        <w:t>padding</w:t>
-      </w:r>
-      <w:proofErr w:type="spellEnd"/>
-      <w:r>
-        <w:t>: 5px;</w:t>
-      </w:r>
-    </w:p>
-    <w:p>
-      <w:pPr>
-        <w:spacing w:after="0" w:line="240" w:lineRule="auto"/>
-        <w:ind w:left="721" w:firstLine="0"/>
-      </w:pPr>
-      <w:r>
-        <w:t>}</w:t>
-      </w:r>
-    </w:p>
-    <w:p>
-      <w:pPr>
-        <w:spacing w:after="0" w:line="240" w:lineRule="auto"/>
-        <w:ind w:left="721" w:firstLine="0"/>
-      </w:pPr>
-    </w:p>
-    <w:p>
-      <w:pPr>
-        <w:spacing w:after="0" w:line="240" w:lineRule="auto"/>
-        <w:ind w:left="721" w:firstLine="0"/>
-      </w:pPr>
-      <w:r>
-        <w:t>/* Selector adyacente */</w:t>
-      </w:r>
-    </w:p>
-    <w:p>
-      <w:pPr>
-        <w:spacing w:after="0" w:line="240" w:lineRule="auto"/>
-        <w:ind w:left="721" w:firstLine="0"/>
-      </w:pPr>
-      <w:r>
-        <w:t>h2 + p {</w:t>
-      </w:r>
-    </w:p>
-    <w:p>
-      <w:pPr>
-        <w:spacing w:after="0" w:line="240" w:lineRule="auto"/>
-        <w:ind w:left="721" w:firstLine="0"/>
-      </w:pPr>
-      <w:r>
-        <w:t xml:space="preserve">    </w:t>
-      </w:r>
-      <w:proofErr w:type="spellStart"/>
-      <w:r>
-        <w:t>background</w:t>
-      </w:r>
-      <w:proofErr w:type="spellEnd"/>
-      <w:r>
-        <w:t>-color: #e9d8a6;</w:t>
-      </w:r>
-    </w:p>
-    <w:p>
-      <w:pPr>
-        <w:spacing w:after="0" w:line="240" w:lineRule="auto"/>
-        <w:ind w:left="721" w:firstLine="0"/>
-      </w:pPr>
-      <w:r>
-        <w:t xml:space="preserve">    </w:t>
-      </w:r>
-      <w:proofErr w:type="spellStart"/>
-      <w:r>
-        <w:t>padding</w:t>
-      </w:r>
-      <w:proofErr w:type="spellEnd"/>
-      <w:r>
-        <w:t>: 5px;</w:t>
-      </w:r>
-    </w:p>
-    <w:p>
-      <w:pPr>
-        <w:spacing w:after="0" w:line="240" w:lineRule="auto"/>
-        <w:ind w:left="721" w:firstLine="0"/>
-      </w:pPr>
-      <w:r>
-        <w:t>}</w:t>
-      </w:r>
-    </w:p>
-    <w:p>
-      <w:pPr>
-        <w:spacing w:after="0" w:line="240" w:lineRule="auto"/>
-        <w:ind w:left="721" w:firstLine="0"/>
-      </w:pPr>
-    </w:p>
-    <w:p>
-      <w:pPr>
-        <w:spacing w:after="0" w:line="240" w:lineRule="auto"/>
-        <w:ind w:left="721" w:firstLine="0"/>
-      </w:pPr>
-      <w:r>
-        <w:t>/* Selector general de hermanos */</w:t>
-      </w:r>
-    </w:p>
-    <w:p>
-      <w:pPr>
-        <w:spacing w:after="0" w:line="240" w:lineRule="auto"/>
-        <w:ind w:left="721" w:firstLine="0"/>
-      </w:pPr>
-      <w:r>
-        <w:t>h2 ~ p {</w:t>
-      </w:r>
-    </w:p>
-    <w:p>
-      <w:pPr>
-        <w:spacing w:after="0" w:line="240" w:lineRule="auto"/>
-        <w:ind w:left="721" w:firstLine="0"/>
-      </w:pPr>
-      <w:r>
-        <w:t xml:space="preserve">    </w:t>
-      </w:r>
-      <w:proofErr w:type="spellStart"/>
-      <w:r>
-        <w:t>font-style</w:t>
-      </w:r>
-      <w:proofErr w:type="spellEnd"/>
-      <w:r>
-        <w:t xml:space="preserve">: </w:t>
-      </w:r>
-      <w:proofErr w:type="spellStart"/>
-      <w:r>
-        <w:t>italic</w:t>
-      </w:r>
-      <w:proofErr w:type="spellEnd"/>
-      <w:r>
-        <w:t>;</w:t>
-      </w:r>
-    </w:p>
-    <w:p>
-      <w:pPr>
-        <w:spacing w:after="0" w:line="240" w:lineRule="auto"/>
-        <w:ind w:left="721" w:firstLine="0"/>
-      </w:pPr>
-      <w:r>
-        <w:t>}</w:t>
-      </w:r>
-    </w:p>
-    <w:p>
-      <w:pPr>
-        <w:spacing w:after="0" w:line="240" w:lineRule="auto"/>
-        <w:ind w:left="721" w:firstLine="0"/>
-      </w:pPr>
-    </w:p>
-    <w:p>
-      <w:pPr>
-        <w:spacing w:after="0" w:line="240" w:lineRule="auto"/>
-        <w:ind w:left="721" w:firstLine="0"/>
-      </w:pPr>
-    </w:p>
-    <w:p>
-      <w:pPr>
-        <w:spacing w:after="0" w:line="240" w:lineRule="auto"/>
-        <w:ind w:left="721" w:firstLine="0"/>
-      </w:pPr>
-    </w:p>
-    <w:p>
-      <w:pPr>
-        <w:spacing w:after="0" w:line="240" w:lineRule="auto"/>
-        <w:ind w:left="721" w:firstLine="0"/>
-      </w:pPr>
-    </w:p>
-    <w:p>
-      <w:pPr>
-        <w:spacing w:after="0" w:line="240" w:lineRule="auto"/>
-        <w:ind w:left="721" w:firstLine="0"/>
-      </w:pPr>
-    </w:p>
-    <w:p>
-      <w:pPr>
-        <w:spacing w:after="0" w:line="240" w:lineRule="auto"/>
-        <w:ind w:left="721" w:firstLine="0"/>
-      </w:pPr>
-    </w:p>
-    <w:p>
-      <w:pPr>
-        <w:spacing w:after="0" w:line="240" w:lineRule="auto"/>
-        <w:ind w:left="721" w:firstLine="0"/>
-      </w:pPr>
-    </w:p>
-    <w:p>
-      <w:pPr>
-        <w:spacing w:after="0" w:line="240" w:lineRule="auto"/>
-        <w:ind w:left="721" w:firstLine="0"/>
-      </w:pPr>
-    </w:p>
-    <w:p>
-      <w:pPr>
-        <w:spacing w:after="0" w:line="240" w:lineRule="auto"/>
-        <w:ind w:left="721" w:firstLine="0"/>
-      </w:pPr>
-      <w:bookmarkStart w:id="0" w:name="_GoBack"/>
-      <w:bookmarkEnd w:id="0"/>
+        <w:spacing w:after="0" w:line="240" w:lineRule="auto"/>
+        <w:ind w:left="721" w:firstLine="0"/>
+      </w:pPr>
+      <w:r>
+        <w:rPr>
+          <w:noProof/>
+        </w:rPr>
+        <w:drawing>
+          <wp:anchor distT="0" distB="0" distL="114300" distR="114300" simplePos="0" relativeHeight="251661312" behindDoc="1" locked="0" layoutInCell="1" allowOverlap="1" wp14:anchorId="5FEBD11A" wp14:editId="297ED414">
+            <wp:simplePos x="0" y="0"/>
+            <wp:positionH relativeFrom="column">
+              <wp:posOffset>455930</wp:posOffset>
+            </wp:positionH>
+            <wp:positionV relativeFrom="paragraph">
+              <wp:posOffset>158750</wp:posOffset>
+            </wp:positionV>
+            <wp:extent cx="3425190" cy="2971800"/>
+            <wp:effectExtent l="0" t="0" r="3810" b="0"/>
+            <wp:wrapTight wrapText="bothSides">
+              <wp:wrapPolygon edited="0">
+                <wp:start x="0" y="0"/>
+                <wp:lineTo x="0" y="21462"/>
+                <wp:lineTo x="21504" y="21462"/>
+                <wp:lineTo x="21504" y="0"/>
+                <wp:lineTo x="0" y="0"/>
+              </wp:wrapPolygon>
+            </wp:wrapTight>
+            <wp:docPr id="1782717655" name="Imagen 1"/>
+            <wp:cNvGraphicFramePr>
+              <a:graphicFrameLocks xmlns:a="http://schemas.openxmlformats.org/drawingml/2006/main" noChangeAspect="1"/>
+            </wp:cNvGraphicFramePr>
+            <a:graphic xmlns:a="http://schemas.openxmlformats.org/drawingml/2006/main">
+              <a:graphicData uri="http://schemas.openxmlformats.org/drawingml/2006/picture">
+                <pic:pic xmlns:pic="http://schemas.openxmlformats.org/drawingml/2006/picture">
+                  <pic:nvPicPr>
+                    <pic:cNvPr id="1782717655" name=""/>
+                    <pic:cNvPicPr/>
+                  </pic:nvPicPr>
+                  <pic:blipFill>
+                    <a:blip r:embed="rId17">
+                      <a:extLst>
+                        <a:ext uri="{28A0092B-C50C-407E-A947-70E740481C1C}">
+                          <a14:useLocalDpi xmlns:a14="http://schemas.microsoft.com/office/drawing/2010/main" val="0"/>
+                        </a:ext>
+                      </a:extLst>
+                    </a:blip>
+                    <a:stretch>
+                      <a:fillRect/>
+                    </a:stretch>
+                  </pic:blipFill>
+                  <pic:spPr>
+                    <a:xfrm>
+                      <a:off x="0" y="0"/>
+                      <a:ext cx="3425190" cy="2971800"/>
+                    </a:xfrm>
+                    <a:prstGeom prst="rect">
+                      <a:avLst/>
+                    </a:prstGeom>
+                  </pic:spPr>
+                </pic:pic>
+              </a:graphicData>
+            </a:graphic>
+            <wp14:sizeRelH relativeFrom="margin">
+              <wp14:pctWidth>0</wp14:pctWidth>
+            </wp14:sizeRelH>
+            <wp14:sizeRelV relativeFrom="margin">
+              <wp14:pctHeight>0</wp14:pctHeight>
+            </wp14:sizeRelV>
+          </wp:anchor>
+        </w:drawing>
+      </w:r>
+    </w:p>
+    <w:p>
+      <w:pPr>
+        <w:spacing w:after="0" w:line="240" w:lineRule="auto"/>
+        <w:ind w:left="721" w:firstLine="0"/>
+      </w:pPr>
+    </w:p>
+    <w:p>
+      <w:pPr>
+        <w:ind w:left="721" w:firstLine="0"/>
+      </w:pPr>
+      <w:r>
+        <w:rPr>
+          <w:noProof/>
+        </w:rPr>
+        <w:drawing>
+          <wp:anchor distT="0" distB="0" distL="114300" distR="114300" simplePos="0" relativeHeight="251662336" behindDoc="1" locked="0" layoutInCell="1" allowOverlap="1" wp14:anchorId="3EDAD7A8" wp14:editId="7179857E">
+            <wp:simplePos x="0" y="0"/>
+            <wp:positionH relativeFrom="column">
+              <wp:posOffset>3980815</wp:posOffset>
+            </wp:positionH>
+            <wp:positionV relativeFrom="paragraph">
+              <wp:posOffset>21590</wp:posOffset>
+            </wp:positionV>
+            <wp:extent cx="1352550" cy="2108591"/>
+            <wp:effectExtent l="0" t="0" r="0" b="6350"/>
+            <wp:wrapTight wrapText="bothSides">
+              <wp:wrapPolygon edited="0">
+                <wp:start x="0" y="0"/>
+                <wp:lineTo x="0" y="21470"/>
+                <wp:lineTo x="21296" y="21470"/>
+                <wp:lineTo x="21296" y="0"/>
+                <wp:lineTo x="0" y="0"/>
+              </wp:wrapPolygon>
+            </wp:wrapTight>
+            <wp:docPr id="865205538" name="Imagen 1"/>
+            <wp:cNvGraphicFramePr>
+              <a:graphicFrameLocks xmlns:a="http://schemas.openxmlformats.org/drawingml/2006/main" noChangeAspect="1"/>
+            </wp:cNvGraphicFramePr>
+            <a:graphic xmlns:a="http://schemas.openxmlformats.org/drawingml/2006/main">
+              <a:graphicData uri="http://schemas.openxmlformats.org/drawingml/2006/picture">
+                <pic:pic xmlns:pic="http://schemas.openxmlformats.org/drawingml/2006/picture">
+                  <pic:nvPicPr>
+                    <pic:cNvPr id="865205538" name=""/>
+                    <pic:cNvPicPr/>
+                  </pic:nvPicPr>
+                  <pic:blipFill>
+                    <a:blip r:embed="rId18">
+                      <a:extLst>
+                        <a:ext uri="{28A0092B-C50C-407E-A947-70E740481C1C}">
+                          <a14:useLocalDpi xmlns:a14="http://schemas.microsoft.com/office/drawing/2010/main" val="0"/>
+                        </a:ext>
+                      </a:extLst>
+                    </a:blip>
+                    <a:stretch>
+                      <a:fillRect/>
+                    </a:stretch>
+                  </pic:blipFill>
+                  <pic:spPr>
+                    <a:xfrm>
+                      <a:off x="0" y="0"/>
+                      <a:ext cx="1352550" cy="2108591"/>
+                    </a:xfrm>
+                    <a:prstGeom prst="rect">
+                      <a:avLst/>
+                    </a:prstGeom>
+                  </pic:spPr>
+                </pic:pic>
+              </a:graphicData>
+            </a:graphic>
+          </wp:anchor>
+        </w:drawing>
+      </w:r>
+    </w:p>
+    <w:p>
+      <w:pPr>
+        <w:spacing w:after="0" w:line="240" w:lineRule="auto"/>
+        <w:ind w:left="721" w:firstLine="0"/>
+      </w:pPr>
+    </w:p>
+    <w:p>
+      <w:pPr>
+        <w:spacing w:after="0" w:line="240" w:lineRule="auto"/>
+        <w:ind w:left="721" w:firstLine="0"/>
+      </w:pPr>
+    </w:p>
+    <w:p>
+      <w:pPr>
+        <w:spacing w:after="0" w:line="240" w:lineRule="auto"/>
+        <w:ind w:left="721" w:firstLine="0"/>
+      </w:pPr>
+    </w:p>
+    <w:p>
+      <w:pPr>
+        <w:spacing w:after="0" w:line="240" w:lineRule="auto"/>
+        <w:ind w:left="721" w:firstLine="0"/>
+      </w:pPr>
+    </w:p>
+    <w:p>
+      <w:pPr>
+        <w:spacing w:after="0" w:line="240" w:lineRule="auto"/>
+        <w:ind w:left="721" w:firstLine="0"/>
+      </w:pPr>
+    </w:p>
+    <w:p>
+      <w:pPr>
+        <w:spacing w:after="0" w:line="240" w:lineRule="auto"/>
+        <w:ind w:left="721" w:firstLine="0"/>
+      </w:pPr>
+    </w:p>
+    <w:p>
+      <w:pPr>
+        <w:spacing w:after="0" w:line="240" w:lineRule="auto"/>
+        <w:ind w:left="721" w:firstLine="0"/>
+      </w:pPr>
+    </w:p>
+    <w:p>
+      <w:pPr>
+        <w:spacing w:after="0" w:line="240" w:lineRule="auto"/>
+        <w:ind w:left="721" w:firstLine="0"/>
+      </w:pPr>
+    </w:p>
+    <w:p>
+      <w:pPr>
+        <w:spacing w:after="0" w:line="240" w:lineRule="auto"/>
+        <w:ind w:left="721" w:firstLine="0"/>
+      </w:pPr>
+    </w:p>
+    <w:p>
+      <w:pPr>
+        <w:spacing w:after="0" w:line="240" w:lineRule="auto"/>
+        <w:ind w:left="721" w:firstLine="0"/>
+      </w:pPr>
+    </w:p>
+    <w:p>
+      <w:pPr>
+        <w:spacing w:after="0" w:line="240" w:lineRule="auto"/>
+        <w:ind w:left="721" w:firstLine="0"/>
+      </w:pPr>
+    </w:p>
+    <w:p>
+      <w:pPr>
+        <w:spacing w:after="0" w:line="240" w:lineRule="auto"/>
+        <w:ind w:left="721" w:firstLine="0"/>
+      </w:pPr>
+    </w:p>
+    <w:p>
+      <w:pPr>
+        <w:spacing w:after="0" w:line="240" w:lineRule="auto"/>
+        <w:ind w:left="721" w:firstLine="0"/>
+      </w:pPr>
+    </w:p>
+    <w:p>
+      <w:pPr>
+        <w:spacing w:after="0" w:line="240" w:lineRule="auto"/>
+        <w:ind w:left="721" w:firstLine="0"/>
+      </w:pPr>
+    </w:p>
+    <w:p>
+      <w:pPr>
+        <w:spacing w:after="0" w:line="240" w:lineRule="auto"/>
+        <w:ind w:left="721" w:firstLine="0"/>
+      </w:pPr>
+    </w:p>
+    <w:p>
+      <w:pPr>
+        <w:spacing w:after="0" w:line="240" w:lineRule="auto"/>
+        <w:ind w:left="721" w:firstLine="0"/>
+      </w:pPr>
+    </w:p>
+    <w:p>
+      <w:pPr>
+        <w:spacing w:after="0" w:line="240" w:lineRule="auto"/>
+        <w:ind w:left="721" w:firstLine="0"/>
+      </w:pPr>
+    </w:p>
+    <w:p>
+      <w:pPr>
+        <w:spacing w:after="0" w:line="240" w:lineRule="auto"/>
+        <w:ind w:left="721" w:firstLine="0"/>
+      </w:pPr>
+    </w:p>
+    <w:p>
+      <w:pPr>
+        <w:spacing w:after="0" w:line="240" w:lineRule="auto"/>
+        <w:ind w:left="721" w:firstLine="0"/>
+      </w:pPr>
+    </w:p>
+    <w:p>
+      <w:pPr>
+        <w:spacing w:after="0" w:line="240" w:lineRule="auto"/>
+        <w:ind w:left="721" w:firstLine="0"/>
+      </w:pPr>
+    </w:p>
+    <w:p>
+      <w:pPr>
+        <w:spacing w:after="0" w:line="240" w:lineRule="auto"/>
+        <w:ind w:left="721" w:firstLine="0"/>
+      </w:pPr>
+    </w:p>
+    <w:p>
+      <w:pPr>
+        <w:spacing w:after="0" w:line="240" w:lineRule="auto"/>
+        <w:ind w:left="721" w:firstLine="0"/>
+      </w:pPr>
+    </w:p>
+    <w:p>
+      <w:pPr>
+        <w:spacing w:after="0" w:line="240" w:lineRule="auto"/>
+        <w:ind w:left="721" w:firstLine="0"/>
+      </w:pPr>
+    </w:p>
+    <w:p>
+      <w:pPr>
+        <w:spacing w:after="0" w:line="240" w:lineRule="auto"/>
+        <w:ind w:left="721" w:firstLine="0"/>
+      </w:pPr>
+    </w:p>
+    <w:p>
+      <w:pPr>
+        <w:spacing w:after="0" w:line="240" w:lineRule="auto"/>
+        <w:ind w:left="721" w:firstLine="0"/>
+      </w:pPr>
+    </w:p>
+    <w:p>
+      <w:pPr>
+        <w:spacing w:after="0" w:line="240" w:lineRule="auto"/>
+        <w:ind w:left="721" w:firstLine="0"/>
+      </w:pPr>
+    </w:p>
+    <w:p>
+      <w:pPr>
+        <w:spacing w:after="0" w:line="240" w:lineRule="auto"/>
+        <w:ind w:left="721" w:firstLine="0"/>
+      </w:pPr>
+    </w:p>
+    <w:p>
+      <w:pPr>
+        <w:spacing w:after="0" w:line="240" w:lineRule="auto"/>
+        <w:ind w:left="721" w:firstLine="0"/>
+      </w:pPr>
+    </w:p>
+    <w:p>
+      <w:pPr>
+        <w:spacing w:after="0" w:line="240" w:lineRule="auto"/>
+        <w:ind w:left="721" w:firstLine="0"/>
+      </w:pPr>
+    </w:p>
+    <w:p>
+      <w:pPr>
+        <w:spacing w:after="0" w:line="240" w:lineRule="auto"/>
+        <w:ind w:left="721" w:firstLine="0"/>
+      </w:pPr>
+    </w:p>
+    <w:p>
+      <w:pPr>
+        <w:spacing w:after="0" w:line="240" w:lineRule="auto"/>
+        <w:ind w:left="721" w:firstLine="0"/>
+      </w:pPr>
+    </w:p>
+    <w:p>
+      <w:pPr>
+        <w:spacing w:after="0" w:line="240" w:lineRule="auto"/>
+        <w:ind w:left="721" w:firstLine="0"/>
+      </w:pPr>
     </w:p>
     <w:p>
       <w:pPr>
@@ -1363,7 +1563,6 @@
         <w:rPr>
           <w:b/>
         </w:rPr>
-        <w:lastRenderedPageBreak/>
         <w:t xml:space="preserve">Duración de la actividad 1 hora. </w:t>
       </w:r>
     </w:p>
@@ -1389,10 +1588,7 @@
         <w:ind w:left="-5"/>
       </w:pPr>
       <w:r>
-        <w:t xml:space="preserve">Basados en la siguiente captura soluciona </w:t>
-      </w:r>
-      <w:r>
-        <w:t xml:space="preserve">los siguientes ejercicios y toma captura de panta de cada solución. </w:t>
+        <w:t xml:space="preserve">Basados en la siguiente captura soluciona los siguientes ejercicios y toma captura de panta de cada solución. </w:t>
       </w:r>
     </w:p>
     <w:p>
@@ -1406,7 +1602,7 @@
           <w:noProof/>
         </w:rPr>
         <w:drawing>
-          <wp:inline distT="0" distB="0" distL="0" distR="0">
+          <wp:inline distT="0" distB="0" distL="0" distR="0" wp14:anchorId="0A227574" wp14:editId="6700A29A">
             <wp:extent cx="3228721" cy="4504055"/>
             <wp:effectExtent l="0" t="0" r="0" b="0"/>
             <wp:docPr id="208" name="Picture 208"/>
@@ -1419,7 +1615,7 @@
                     <pic:cNvPicPr/>
                   </pic:nvPicPr>
                   <pic:blipFill>
-                    <a:blip r:embed="rId13"/>
+                    <a:blip r:embed="rId19"/>
                     <a:stretch>
                       <a:fillRect/>
                     </a:stretch>
@@ -1462,10 +1658,7 @@
         <w:ind w:left="-5"/>
       </w:pPr>
       <w:r>
-        <w:t xml:space="preserve">Modifica los selectores para cambiar colores y tamaños </w:t>
-      </w:r>
-      <w:r>
-        <w:t xml:space="preserve">de fuente. Luego, comenta los cambios realizados explicando cómo afectan la apariencia de los elementos. </w:t>
+        <w:t xml:space="preserve">Modifica los selectores para cambiar colores y tamaños de fuente. Luego, comenta los cambios realizados explicando cómo afectan la apariencia de los elementos. </w:t>
       </w:r>
     </w:p>
     <w:p>
@@ -1476,6 +1669,7 @@
         <w:rPr>
           <w:b/>
         </w:rPr>
+        <w:lastRenderedPageBreak/>
         <w:t>Ejercicio práctico 2:</w:t>
       </w:r>
       <w:r>
@@ -1493,10 +1687,104 @@
         <w:t>Ejercicio práctico 3:</w:t>
       </w:r>
       <w:r>
-        <w:t xml:space="preserve"> Usar selectores comb</w:t>
-      </w:r>
-      <w:r>
-        <w:t xml:space="preserve">inadores (&gt;, +, ~) y describir sus diferencias observando los cambios. </w:t>
+        <w:t xml:space="preserve"> Usar selectores combinadores (&gt;, +, ~) y describir sus diferencias observando los cambios. </w:t>
+      </w:r>
+    </w:p>
+    <w:p>
+      <w:pPr>
+        <w:ind w:left="-5"/>
+      </w:pPr>
+      <w:r>
+        <w:rPr>
+          <w:noProof/>
+        </w:rPr>
+        <w:drawing>
+          <wp:inline distT="0" distB="0" distL="0" distR="0" wp14:anchorId="55458CE1" wp14:editId="683A7332">
+            <wp:extent cx="4714875" cy="5953125"/>
+            <wp:effectExtent l="0" t="0" r="9525" b="9525"/>
+            <wp:docPr id="371487532" name="Imagen 1"/>
+            <wp:cNvGraphicFramePr>
+              <a:graphicFrameLocks xmlns:a="http://schemas.openxmlformats.org/drawingml/2006/main" noChangeAspect="1"/>
+            </wp:cNvGraphicFramePr>
+            <a:graphic xmlns:a="http://schemas.openxmlformats.org/drawingml/2006/main">
+              <a:graphicData uri="http://schemas.openxmlformats.org/drawingml/2006/picture">
+                <pic:pic xmlns:pic="http://schemas.openxmlformats.org/drawingml/2006/picture">
+                  <pic:nvPicPr>
+                    <pic:cNvPr id="371487532" name=""/>
+                    <pic:cNvPicPr/>
+                  </pic:nvPicPr>
+                  <pic:blipFill>
+                    <a:blip r:embed="rId20"/>
+                    <a:stretch>
+                      <a:fillRect/>
+                    </a:stretch>
+                  </pic:blipFill>
+                  <pic:spPr>
+                    <a:xfrm>
+                      <a:off x="0" y="0"/>
+                      <a:ext cx="4714875" cy="5953125"/>
+                    </a:xfrm>
+                    <a:prstGeom prst="rect">
+                      <a:avLst/>
+                    </a:prstGeom>
+                  </pic:spPr>
+                </pic:pic>
+              </a:graphicData>
+            </a:graphic>
+          </wp:inline>
+        </w:drawing>
+      </w:r>
+    </w:p>
+    <w:p>
+      <w:pPr>
+        <w:ind w:left="-5"/>
+      </w:pPr>
+      <w:r>
+        <w:rPr>
+          <w:noProof/>
+        </w:rPr>
+        <w:lastRenderedPageBreak/>
+        <w:drawing>
+          <wp:inline distT="0" distB="0" distL="0" distR="0" wp14:anchorId="225461C5" wp14:editId="61EFA53C">
+            <wp:extent cx="2239466" cy="6515100"/>
+            <wp:effectExtent l="0" t="0" r="8890" b="0"/>
+            <wp:docPr id="494199927" name="Imagen 6"/>
+            <wp:cNvGraphicFramePr>
+              <a:graphicFrameLocks xmlns:a="http://schemas.openxmlformats.org/drawingml/2006/main" noChangeAspect="1"/>
+            </wp:cNvGraphicFramePr>
+            <a:graphic xmlns:a="http://schemas.openxmlformats.org/drawingml/2006/main">
+              <a:graphicData uri="http://schemas.openxmlformats.org/drawingml/2006/picture">
+                <pic:pic xmlns:pic="http://schemas.openxmlformats.org/drawingml/2006/picture">
+                  <pic:nvPicPr>
+                    <pic:cNvPr id="494199927" name="Imagen 494199927"/>
+                    <pic:cNvPicPr/>
+                  </pic:nvPicPr>
+                  <pic:blipFill>
+                    <a:blip r:embed="rId21" cstate="print">
+                      <a:extLst>
+                        <a:ext uri="{28A0092B-C50C-407E-A947-70E740481C1C}">
+                          <a14:useLocalDpi xmlns:a14="http://schemas.microsoft.com/office/drawing/2010/main" val="0"/>
+                        </a:ext>
+                      </a:extLst>
+                    </a:blip>
+                    <a:stretch>
+                      <a:fillRect/>
+                    </a:stretch>
+                  </pic:blipFill>
+                  <pic:spPr>
+                    <a:xfrm>
+                      <a:off x="0" y="0"/>
+                      <a:ext cx="2239466" cy="6515100"/>
+                    </a:xfrm>
+                    <a:prstGeom prst="rect">
+                      <a:avLst/>
+                    </a:prstGeom>
+                  </pic:spPr>
+                </pic:pic>
+              </a:graphicData>
+            </a:graphic>
+          </wp:inline>
+        </w:drawing>
       </w:r>
     </w:p>
     <w:p>
@@ -1505,7 +1793,6 @@
         <w:ind w:left="0" w:firstLine="0"/>
       </w:pPr>
       <w:r>
-        <w:lastRenderedPageBreak/>
         <w:t xml:space="preserve"> </w:t>
       </w:r>
     </w:p>
@@ -1513,11 +1800,39 @@
       <w:pPr>
         <w:spacing w:after="105" w:line="259" w:lineRule="auto"/>
         <w:ind w:left="-5"/>
-      </w:pPr>
-      <w:r>
-        <w:rPr>
-          <w:b/>
-        </w:rPr>
+        <w:rPr>
+          <w:b/>
+        </w:rPr>
+      </w:pPr>
+    </w:p>
+    <w:p>
+      <w:pPr>
+        <w:spacing w:after="105" w:line="259" w:lineRule="auto"/>
+        <w:ind w:left="-5"/>
+        <w:rPr>
+          <w:b/>
+        </w:rPr>
+      </w:pPr>
+    </w:p>
+    <w:p>
+      <w:pPr>
+        <w:spacing w:after="105" w:line="259" w:lineRule="auto"/>
+        <w:ind w:left="-5"/>
+        <w:rPr>
+          <w:b/>
+        </w:rPr>
+      </w:pPr>
+    </w:p>
+    <w:p>
+      <w:pPr>
+        <w:spacing w:after="105" w:line="259" w:lineRule="auto"/>
+        <w:ind w:left="-5"/>
+      </w:pPr>
+      <w:r>
+        <w:rPr>
+          <w:b/>
+        </w:rPr>
+        <w:lastRenderedPageBreak/>
         <w:t xml:space="preserve">Duración de la actividad 1 hora. </w:t>
       </w:r>
     </w:p>
@@ -1549,10 +1864,7 @@
         <w:jc w:val="both"/>
       </w:pPr>
       <w:r>
-        <w:t>Genera un archivo HTML y agrega estilos CSS desde un archivo externo, a este nuevo archivo aplica</w:t>
-      </w:r>
-      <w:r>
-        <w:t xml:space="preserve">ras las diferentes técnicas aprendidas en formación para dar solución a los siguientes ejercicios. </w:t>
+        <w:t xml:space="preserve">Genera un archivo HTML y agrega estilos CSS desde un archivo externo, a este nuevo archivo aplicaras las diferentes técnicas aprendidas en formación para dar solución a los siguientes ejercicios. </w:t>
       </w:r>
     </w:p>
     <w:p>
@@ -1566,10 +1878,7 @@
         <w:t>Ejercicio 1:</w:t>
       </w:r>
       <w:r>
-        <w:t xml:space="preserve"> Usa selectores de descendencia para aplicar estilos a elementos anidados. Luego, explica cómo estos selectores afectan la jerarquía y el estilo</w:t>
-      </w:r>
-      <w:r>
-        <w:t xml:space="preserve"> de los elementos dentro de la estructura HTML. </w:t>
+        <w:t xml:space="preserve"> Usa selectores de descendencia para aplicar estilos a elementos anidados. Luego, explica cómo estos selectores afectan la jerarquía y el estilo de los elementos dentro de la estructura HTML. </w:t>
       </w:r>
     </w:p>
     <w:p>
@@ -1583,10 +1892,7 @@
         <w:t>Ejercicio 2:</w:t>
       </w:r>
       <w:r>
-        <w:t xml:space="preserve"> Aplicar estilos solo a hijos directos de un elemento padre. Luego, explica cómo este selector afecta la aplicación de estilos dentro de la jerarquía HTML y qué ventajas ofrece sobre otros select</w:t>
-      </w:r>
-      <w:r>
-        <w:t xml:space="preserve">ores. </w:t>
+        <w:t xml:space="preserve"> Aplicar estilos solo a hijos directos de un elemento padre. Luego, explica cómo este selector afecta la aplicación de estilos dentro de la jerarquía HTML y qué ventajas ofrece sobre otros selectores. </w:t>
       </w:r>
     </w:p>
     <w:p>
@@ -1614,13 +1920,7 @@
         <w:t>Ejercicio 4:</w:t>
       </w:r>
       <w:r>
-        <w:t xml:space="preserve"> Aplic</w:t>
-      </w:r>
-      <w:r>
-        <w:t>ar estilos a todos los elementos hermanos generales de otro elemento. Luego, explica cómo este selector impacta la organización visual y la jerarquía del contenido en la página. Proporciona ejemplos de cuándo y por qué usar este selector en distintos escen</w:t>
-      </w:r>
-      <w:r>
-        <w:t xml:space="preserve">arios de diseño web. </w:t>
+        <w:t xml:space="preserve"> Aplicar estilos a todos los elementos hermanos generales de otro elemento. Luego, explica cómo este selector impacta la organización visual y la jerarquía del contenido en la página. Proporciona ejemplos de cuándo y por qué usar este selector en distintos escenarios de diseño web. </w:t>
       </w:r>
     </w:p>
     <w:p>
@@ -1648,11 +1948,137 @@
         <w:t>Ejercicio 6:</w:t>
       </w:r>
       <w:r>
-        <w:t xml:space="preserve"> Estil</w:t>
-      </w:r>
-      <w:r>
-        <w:t xml:space="preserve">izar elementos dentro de una estructura de tarjetas con selectores combinadores. Luego, explica cómo los selectores utilizados afectan la estructura y apariencia de los elementos dentro de la tarjeta. </w:t>
-      </w:r>
+        <w:t xml:space="preserve"> Estilizar elementos dentro de una estructura de tarjetas con selectores combinadores. Luego, explica cómo los selectores utilizados afectan la estructura y apariencia de los elementos dentro de la tarjeta. </w:t>
+      </w:r>
+    </w:p>
+    <w:p>
+      <w:pPr>
+        <w:ind w:left="-5"/>
+      </w:pPr>
+      <w:r>
+        <w:rPr>
+          <w:b/>
+          <w:noProof/>
+        </w:rPr>
+        <w:lastRenderedPageBreak/>
+        <w:drawing>
+          <wp:inline distT="0" distB="0" distL="0" distR="0" wp14:anchorId="2299C654" wp14:editId="2BF39579">
+            <wp:extent cx="3629025" cy="7743825"/>
+            <wp:effectExtent l="0" t="0" r="9525" b="9525"/>
+            <wp:docPr id="520738609" name="Imagen 7"/>
+            <wp:cNvGraphicFramePr>
+              <a:graphicFrameLocks xmlns:a="http://schemas.openxmlformats.org/drawingml/2006/main" noChangeAspect="1"/>
+            </wp:cNvGraphicFramePr>
+            <a:graphic xmlns:a="http://schemas.openxmlformats.org/drawingml/2006/main">
+              <a:graphicData uri="http://schemas.openxmlformats.org/drawingml/2006/picture">
+                <pic:pic xmlns:pic="http://schemas.openxmlformats.org/drawingml/2006/picture">
+                  <pic:nvPicPr>
+                    <pic:cNvPr id="0" name="Picture 13"/>
+                    <pic:cNvPicPr>
+                      <a:picLocks noChangeAspect="1" noChangeArrowheads="1"/>
+                    </pic:cNvPicPr>
+                  </pic:nvPicPr>
+                  <pic:blipFill>
+                    <a:blip r:embed="rId22" cstate="print">
+                      <a:extLst>
+                        <a:ext uri="{28A0092B-C50C-407E-A947-70E740481C1C}">
+                          <a14:useLocalDpi xmlns:a14="http://schemas.microsoft.com/office/drawing/2010/main" val="0"/>
+                        </a:ext>
+                      </a:extLst>
+                    </a:blip>
+                    <a:srcRect/>
+                    <a:stretch>
+                      <a:fillRect/>
+                    </a:stretch>
+                  </pic:blipFill>
+                  <pic:spPr bwMode="auto">
+                    <a:xfrm>
+                      <a:off x="0" y="0"/>
+                      <a:ext cx="3629025" cy="7743825"/>
+                    </a:xfrm>
+                    <a:prstGeom prst="rect">
+                      <a:avLst/>
+                    </a:prstGeom>
+                    <a:noFill/>
+                    <a:ln>
+                      <a:noFill/>
+                    </a:ln>
+                  </pic:spPr>
+                </pic:pic>
+              </a:graphicData>
+            </a:graphic>
+          </wp:inline>
+        </w:drawing>
+      </w:r>
+    </w:p>
+    <w:p>
+      <w:pPr>
+        <w:ind w:left="-5"/>
+      </w:pPr>
+      <w:r>
+        <w:rPr>
+          <w:noProof/>
+        </w:rPr>
+        <w:lastRenderedPageBreak/>
+        <w:drawing>
+          <wp:inline distT="0" distB="0" distL="0" distR="0" wp14:anchorId="08F1DB3A" wp14:editId="7C4631DB">
+            <wp:extent cx="2190750" cy="7743825"/>
+            <wp:effectExtent l="0" t="0" r="0" b="9525"/>
+            <wp:docPr id="23607881" name="Imagen 8"/>
+            <wp:cNvGraphicFramePr>
+              <a:graphicFrameLocks xmlns:a="http://schemas.openxmlformats.org/drawingml/2006/main" noChangeAspect="1"/>
+            </wp:cNvGraphicFramePr>
+            <a:graphic xmlns:a="http://schemas.openxmlformats.org/drawingml/2006/main">
+              <a:graphicData uri="http://schemas.openxmlformats.org/drawingml/2006/picture">
+                <pic:pic xmlns:pic="http://schemas.openxmlformats.org/drawingml/2006/picture">
+                  <pic:nvPicPr>
+                    <pic:cNvPr id="0" name="Picture 14"/>
+                    <pic:cNvPicPr>
+                      <a:picLocks noChangeAspect="1" noChangeArrowheads="1"/>
+                    </pic:cNvPicPr>
+                  </pic:nvPicPr>
+                  <pic:blipFill>
+                    <a:blip r:embed="rId23" cstate="print">
+                      <a:extLst>
+                        <a:ext uri="{28A0092B-C50C-407E-A947-70E740481C1C}">
+                          <a14:useLocalDpi xmlns:a14="http://schemas.microsoft.com/office/drawing/2010/main" val="0"/>
+                        </a:ext>
+                      </a:extLst>
+                    </a:blip>
+                    <a:srcRect/>
+                    <a:stretch>
+                      <a:fillRect/>
+                    </a:stretch>
+                  </pic:blipFill>
+                  <pic:spPr bwMode="auto">
+                    <a:xfrm>
+                      <a:off x="0" y="0"/>
+                      <a:ext cx="2190750" cy="7743825"/>
+                    </a:xfrm>
+                    <a:prstGeom prst="rect">
+                      <a:avLst/>
+                    </a:prstGeom>
+                    <a:noFill/>
+                    <a:ln>
+                      <a:noFill/>
+                    </a:ln>
+                  </pic:spPr>
+                </pic:pic>
+              </a:graphicData>
+            </a:graphic>
+          </wp:inline>
+        </w:drawing>
+      </w:r>
+    </w:p>
+    <w:p>
+      <w:pPr>
+        <w:ind w:left="-5"/>
+      </w:pPr>
+    </w:p>
+    <w:p>
+      <w:pPr>
+        <w:ind w:left="-5"/>
+      </w:pPr>
     </w:p>
     <w:p>
       <w:pPr>
@@ -1675,13 +2101,7 @@
         <w:rPr>
           <w:b/>
         </w:rPr>
-        <w:t xml:space="preserve">D. </w:t>
-      </w:r>
-      <w:r>
-        <w:rPr>
-          <w:b/>
-        </w:rPr>
-        <w:t xml:space="preserve">Actividades de transferencia del conocimiento. </w:t>
+        <w:t xml:space="preserve">D. Actividades de transferencia del conocimiento. </w:t>
       </w:r>
     </w:p>
     <w:p>
@@ -1708,13 +2128,7 @@
         <w:rPr>
           <w:rFonts w:ascii="Calibri" w:eastAsia="Calibri" w:hAnsi="Calibri" w:cs="Calibri"/>
         </w:rPr>
-        <w:t>Se proporciona la siguiente estructura HTML con problemas en el uso de selectores de descendencia, hijo directo, hermano adyacente y hermanos generales. Tu tarea es corregirlo optimizando la estr</w:t>
-      </w:r>
-      <w:r>
-        <w:rPr>
-          <w:rFonts w:ascii="Calibri" w:eastAsia="Calibri" w:hAnsi="Calibri" w:cs="Calibri"/>
-        </w:rPr>
-        <w:t>uctura para mejorar su claridad y eficiencia.</w:t>
+        <w:t>Se proporciona la siguiente estructura HTML con problemas en el uso de selectores de descendencia, hijo directo, hermano adyacente y hermanos generales. Tu tarea es corregirlo optimizando la estructura para mejorar su claridad y eficiencia.</w:t>
       </w:r>
       <w:r>
         <w:rPr>
@@ -1734,9 +2148,8 @@
         <w:rPr>
           <w:noProof/>
         </w:rPr>
-        <w:lastRenderedPageBreak/>
         <w:drawing>
-          <wp:inline distT="0" distB="0" distL="0" distR="0">
+          <wp:inline distT="0" distB="0" distL="0" distR="0" wp14:anchorId="1E6AE861" wp14:editId="0661A370">
             <wp:extent cx="4422140" cy="5532374"/>
             <wp:effectExtent l="0" t="0" r="0" b="0"/>
             <wp:docPr id="343" name="Picture 343"/>
@@ -1749,7 +2162,7 @@
                     <pic:cNvPicPr/>
                   </pic:nvPicPr>
                   <pic:blipFill>
-                    <a:blip r:embed="rId14"/>
+                    <a:blip r:embed="rId24"/>
                     <a:stretch>
                       <a:fillRect/>
                     </a:stretch>
@@ -1782,10 +2195,8 @@
         <w:ind w:left="-5"/>
       </w:pPr>
       <w:r>
-        <w:t>Optimiza la estructura del HTML y CSS eliminando reglas innecesarias, mejorando la jerarquía de selectores y aplicando correctamente los selectores combinadores. Explica los cambios realizados y cómo afectan la organización del código al finalizar genere u</w:t>
-      </w:r>
-      <w:r>
-        <w:t xml:space="preserve">na captura del </w:t>
+        <w:lastRenderedPageBreak/>
+        <w:t xml:space="preserve">Optimiza la estructura del HTML y CSS eliminando reglas innecesarias, mejorando la jerarquía de selectores y aplicando correctamente los selectores combinadores. Explica los cambios realizados y cómo afectan la organización del código al finalizar genere una captura del </w:t>
       </w:r>
       <w:proofErr w:type="spellStart"/>
       <w:r>
@@ -1808,10 +2219,7 @@
         <w:t>Ejercicio 2:</w:t>
       </w:r>
       <w:r>
-        <w:t xml:space="preserve"> Implementa una estructura HTML y CSS que respete el modelo de caja y optimiza su uso en la maquetación. Para ello, crea un diseño complejo con múltiples contenedores anidados, aplican</w:t>
-      </w:r>
-      <w:r>
-        <w:t xml:space="preserve">do </w:t>
+        <w:t xml:space="preserve"> Implementa una estructura HTML y CSS que respete el modelo de caja y optimiza su uso en la maquetación. Para ello, crea un diseño complejo con múltiples contenedores anidados, aplicando </w:t>
       </w:r>
       <w:r>
         <w:rPr>
@@ -1888,14 +2296,7 @@
         <w:t>Ejercicio 3:</w:t>
       </w:r>
       <w:r>
-        <w:t xml:space="preserve"> Aplica selectores combinados para estilizar un menú de na</w:t>
-      </w:r>
-      <w:r>
-        <w:t xml:space="preserve">vegación. Usa selectores </w:t>
-      </w:r>
-      <w:r>
-        <w:lastRenderedPageBreak/>
-        <w:t xml:space="preserve">de descendencia, hijo directo, hermano adyacente y hermanos generales para definir distintos estilos en los elementos luego explica cómo los selectores afectan cada elemento dentro del menú y sus elementos adyacentes. </w:t>
+        <w:t xml:space="preserve"> Aplica selectores combinados para estilizar un menú de navegación. Usa selectores de descendencia, hijo directo, hermano adyacente y hermanos generales para definir distintos estilos en los elementos luego explica cómo los selectores afectan cada elemento dentro del menú y sus elementos adyacentes. </w:t>
       </w:r>
     </w:p>
     <w:p>
@@ -1956,13 +2357,7 @@
         <w:rPr>
           <w:b/>
         </w:rPr>
-        <w:t>ACT</w:t>
-      </w:r>
-      <w:r>
-        <w:rPr>
-          <w:b/>
-        </w:rPr>
-        <w:t xml:space="preserve">IVIDADES DE EVALUACIÓN </w:t>
+        <w:t xml:space="preserve">ACTIVIDADES DE EVALUACIÓN </w:t>
       </w:r>
     </w:p>
     <w:p>
@@ -2002,8 +2397,6 @@
         <w:tblInd w:w="7" w:type="dxa"/>
         <w:tblCellMar>
           <w:top w:w="45" w:type="dxa"/>
-          <w:left w:w="0" w:type="dxa"/>
-          <w:bottom w:w="0" w:type="dxa"/>
           <w:right w:w="115" w:type="dxa"/>
         </w:tblCellMar>
         <w:tblLook w:val="04A0" w:firstRow="1" w:lastRow="0" w:firstColumn="1" w:lastColumn="0" w:noHBand="0" w:noVBand="1"/>
@@ -2122,6 +2515,7 @@
               <w:rPr>
                 <w:b/>
               </w:rPr>
+              <w:lastRenderedPageBreak/>
               <w:t xml:space="preserve">Evidencias de </w:t>
             </w:r>
           </w:p>
@@ -2463,14 +2857,10 @@
         <w:rPr>
           <w:b/>
         </w:rPr>
-        <w:lastRenderedPageBreak/>
         <w:t>GIT:</w:t>
       </w:r>
       <w:r>
-        <w:t xml:space="preserve"> </w:t>
-      </w:r>
-      <w:r>
-        <w:t xml:space="preserve">sistema de control de versiones distribuido ampliamente utilizado para el seguimiento de cambios en el código fuente durante el desarrollo de software. </w:t>
+        <w:t xml:space="preserve"> sistema de control de versiones distribuido ampliamente utilizado para el seguimiento de cambios en el código fuente durante el desarrollo de software. </w:t>
       </w:r>
     </w:p>
     <w:p>
@@ -2490,10 +2880,7 @@
         <w:t>Compilación:</w:t>
       </w:r>
       <w:r>
-        <w:t xml:space="preserve"> proceso de traducir el código fuente de un programa informático a un formato ejecutable qu</w:t>
-      </w:r>
-      <w:r>
-        <w:t xml:space="preserve">e la computadora puede entender y ejecutar. </w:t>
+        <w:t xml:space="preserve"> proceso de traducir el código fuente de un programa informático a un formato ejecutable que la computadora puede entender y ejecutar. </w:t>
       </w:r>
     </w:p>
     <w:p>
@@ -2513,10 +2900,7 @@
         <w:t>Repositorio:</w:t>
       </w:r>
       <w:r>
-        <w:t xml:space="preserve"> Un repositorio en el contexto de la informática, especialmente en el desarrollo de software, se refiere a un lugar centralizado donde se almacenan y gestionan archivos y recursos relacionados con un</w:t>
-      </w:r>
-      <w:r>
-        <w:t xml:space="preserve"> proyecto específico. </w:t>
+        <w:t xml:space="preserve"> Un repositorio en el contexto de la informática, especialmente en el desarrollo de software, se refiere a un lugar centralizado donde se almacenan y gestionan archivos y recursos relacionados con un proyecto específico. </w:t>
       </w:r>
     </w:p>
     <w:p>
@@ -2567,14 +2951,7 @@
           <w:rFonts w:ascii="Segoe UI" w:eastAsia="Segoe UI" w:hAnsi="Segoe UI" w:cs="Segoe UI"/>
           <w:color w:val="0D0D0D"/>
         </w:rPr>
-        <w:t>, también conocida como "área de preparación" o "índice", es una etapa intermedia en el proceso de trabajar con Git. Cuando realizas cambios en tus archivos de código fuente y estás listo para confirma</w:t>
-      </w:r>
-      <w:r>
-        <w:rPr>
-          <w:rFonts w:ascii="Segoe UI" w:eastAsia="Segoe UI" w:hAnsi="Segoe UI" w:cs="Segoe UI"/>
-          <w:color w:val="0D0D0D"/>
-        </w:rPr>
-        <w:t xml:space="preserve">r esos cambios en Git, primero los "añades" al área de </w:t>
+        <w:t xml:space="preserve">, también conocida como "área de preparación" o "índice", es una etapa intermedia en el proceso de trabajar con Git. Cuando realizas cambios en tus archivos de código fuente y estás listo para confirmar esos cambios en Git, primero los "añades" al área de </w:t>
       </w:r>
       <w:proofErr w:type="spellStart"/>
       <w:r>
@@ -2629,10 +3006,7 @@
       </w:r>
       <w:proofErr w:type="spellEnd"/>
       <w:r>
-        <w:t xml:space="preserve">" es una operación que registra los cambios realizados en los archivos de un repositorio en </w:t>
-      </w:r>
-      <w:r>
-        <w:t xml:space="preserve">un punto específico de tiempo. Cada </w:t>
+        <w:t xml:space="preserve">" es una operación que registra los cambios realizados en los archivos de un repositorio en un punto específico de tiempo. Cada </w:t>
       </w:r>
       <w:proofErr w:type="spellStart"/>
       <w:r>
@@ -2640,7 +3014,11 @@
       </w:r>
       <w:proofErr w:type="spellEnd"/>
       <w:r>
-        <w:t xml:space="preserve"> tiene un mensaje descriptivo que proporciona información sobre los cambios realizados en ese </w:t>
+        <w:t xml:space="preserve"> tiene un mensaje </w:t>
+      </w:r>
+      <w:r>
+        <w:lastRenderedPageBreak/>
+        <w:t xml:space="preserve">descriptivo que proporciona información sobre los cambios realizados en ese </w:t>
       </w:r>
       <w:proofErr w:type="spellStart"/>
       <w:r>
@@ -2656,10 +3034,7 @@
       </w:r>
       <w:proofErr w:type="spellEnd"/>
       <w:r>
-        <w:t xml:space="preserve"> son la unidad básica de trabajo en Git y forman parte del historial de versiones del r</w:t>
-      </w:r>
-      <w:r>
-        <w:t xml:space="preserve">epositorio. </w:t>
+        <w:t xml:space="preserve"> son la unidad básica de trabajo en Git y forman parte del historial de versiones del repositorio. </w:t>
       </w:r>
     </w:p>
     <w:p>
@@ -2693,10 +3068,7 @@
       </w:r>
       <w:proofErr w:type="spellEnd"/>
       <w:r>
-        <w:t>" (rama) es una línea independiente de desarrollo que permite a los desarrolladores trabajar en características específicas del proyecto sin afectar el flujo de trabajo principal o "master". Cada rama en un repositor</w:t>
-      </w:r>
-      <w:r>
-        <w:t xml:space="preserve">io de Git representa una versión separada del código, y los cambios realizados en una rama no afectan a otras ramas hasta que se fusionan. </w:t>
+        <w:t xml:space="preserve">" (rama) es una línea independiente de desarrollo que permite a los desarrolladores trabajar en características específicas del proyecto sin afectar el flujo de trabajo principal o "master". Cada rama en un repositorio de Git representa una versión separada del código, y los cambios realizados en una rama no afectan a otras ramas hasta que se fusionan. </w:t>
       </w:r>
     </w:p>
     <w:p>
@@ -2740,10 +3112,7 @@
       </w:r>
       <w:proofErr w:type="spellEnd"/>
       <w:r>
-        <w:t>) en otra. Esta operación se</w:t>
-      </w:r>
-      <w:r>
-        <w:t xml:space="preserve"> realiza típicamente cuando se quiere incorporar el trabajo realizado en una rama secundaria de vuelta a la rama principal (por lo general, master o </w:t>
+        <w:t xml:space="preserve">) en otra. Esta operación se realiza típicamente cuando se quiere incorporar el trabajo realizado en una rama secundaria de vuelta a la rama principal (por lo general, master o </w:t>
       </w:r>
       <w:proofErr w:type="spellStart"/>
       <w:r>
@@ -2787,17 +3156,7 @@
       </w:r>
       <w:proofErr w:type="spellEnd"/>
       <w:r>
-        <w:t>" (despliegue) en el contexto del desarrollo de software se refiere al pr</w:t>
-      </w:r>
-      <w:r>
-        <w:t xml:space="preserve">oceso de implementar y poner en funcionamiento una aplicación o una actualización de software en un entorno de producción, donde los usuarios finales pueden interactuar con ella. Este proceso implica tomar el código fuente de la aplicación, compilarlo (si </w:t>
-      </w:r>
-      <w:r>
-        <w:t xml:space="preserve">es </w:t>
-      </w:r>
-      <w:r>
-        <w:lastRenderedPageBreak/>
-        <w:t xml:space="preserve">necesario), configurar cualquier infraestructura requerida, y finalmente lanzar la aplicación para su uso público. </w:t>
+        <w:t xml:space="preserve">" (despliegue) en el contexto del desarrollo de software se refiere al proceso de implementar y poner en funcionamiento una aplicación o una actualización de software en un entorno de producción, donde los usuarios finales pueden interactuar con ella. Este proceso implica tomar el código fuente de la aplicación, compilarlo (si es necesario), configurar cualquier infraestructura requerida, y finalmente lanzar la aplicación para su uso público. </w:t>
       </w:r>
     </w:p>
     <w:p>
@@ -2888,7 +3247,6 @@
         <w:tblCellMar>
           <w:top w:w="52" w:type="dxa"/>
           <w:left w:w="108" w:type="dxa"/>
-          <w:bottom w:w="0" w:type="dxa"/>
           <w:right w:w="47" w:type="dxa"/>
         </w:tblCellMar>
         <w:tblLook w:val="04A0" w:firstRow="1" w:lastRow="0" w:firstColumn="1" w:lastColumn="0" w:noHBand="0" w:noVBand="1"/>
@@ -3198,8 +3556,6 @@
         <w:tblInd w:w="0" w:type="dxa"/>
         <w:tblCellMar>
           <w:top w:w="52" w:type="dxa"/>
-          <w:left w:w="0" w:type="dxa"/>
-          <w:bottom w:w="0" w:type="dxa"/>
           <w:right w:w="47" w:type="dxa"/>
         </w:tblCellMar>
         <w:tblLook w:val="04A0" w:firstRow="1" w:lastRow="0" w:firstColumn="1" w:lastColumn="0" w:noHBand="0" w:noVBand="1"/>
@@ -3236,6 +3592,7 @@
               <w:rPr>
                 <w:b/>
               </w:rPr>
+              <w:lastRenderedPageBreak/>
               <w:t xml:space="preserve"> </w:t>
             </w:r>
           </w:p>
@@ -3577,12 +3934,12 @@
       </w:r>
     </w:p>
     <w:sectPr>
-      <w:headerReference w:type="even" r:id="rId15"/>
-      <w:headerReference w:type="default" r:id="rId16"/>
-      <w:footerReference w:type="even" r:id="rId17"/>
-      <w:footerReference w:type="default" r:id="rId18"/>
-      <w:headerReference w:type="first" r:id="rId19"/>
-      <w:footerReference w:type="first" r:id="rId20"/>
+      <w:headerReference w:type="even" r:id="rId25"/>
+      <w:headerReference w:type="default" r:id="rId26"/>
+      <w:footerReference w:type="even" r:id="rId27"/>
+      <w:footerReference w:type="default" r:id="rId28"/>
+      <w:headerReference w:type="first" r:id="rId29"/>
+      <w:footerReference w:type="first" r:id="rId30"/>
       <w:pgSz w:w="12240" w:h="15840"/>
       <w:pgMar w:top="2137" w:right="1034" w:bottom="1493" w:left="1561" w:header="751" w:footer="705" w:gutter="0"/>
       <w:cols w:space="720"/>
@@ -3592,7 +3949,7 @@
 </file>
 
 <file path=word/endnotes.xml><?xml version="1.0" encoding="utf-8"?>
-<w:endnotes xmlns:wpc="http://schemas.microsoft.com/office/word/2010/wordprocessingCanvas" xmlns:cx="http://schemas.microsoft.com/office/drawing/2014/chartex" xmlns:cx1="http://schemas.microsoft.com/office/drawing/2015/9/8/chartex" xmlns:cx2="http://schemas.microsoft.com/office/drawing/2015/10/21/chartex" xmlns:cx3="http://schemas.microsoft.com/office/drawing/2016/5/9/chartex" xmlns:cx4="http://schemas.microsoft.com/office/drawing/2016/5/10/chartex" xmlns:cx5="http://schemas.microsoft.com/office/drawing/2016/5/11/chartex" xmlns:cx6="http://schemas.microsoft.com/office/drawing/2016/5/12/chartex" xmlns:cx7="http://schemas.microsoft.com/office/drawing/2016/5/13/chartex" xmlns:cx8="http://schemas.microsoft.com/office/drawing/2016/5/14/chartex" xmlns:mc="http://schemas.openxmlformats.org/markup-compatibility/2006" xmlns:aink="http://schemas.microsoft.com/office/drawing/2016/ink" xmlns:am3d="http://schemas.microsoft.com/office/drawing/2017/model3d" xmlns:o="urn:schemas-microsoft-com:office:office" xmlns:r="http://schemas.openxmlformats.org/officeDocument/2006/relationships" xmlns:m="http://schemas.openxmlformats.org/officeDocument/2006/math" xmlns:v="urn:schemas-microsoft-com:vml" xmlns:wp14="http://schemas.microsoft.com/office/word/2010/wordprocessingDrawing" xmlns:wp="http://schemas.openxmlformats.org/drawingml/2006/wordprocessingDrawing" xmlns:w10="urn:schemas-microsoft-com:office:word" xmlns:w="http://schemas.openxmlformats.org/wordprocessingml/2006/main" xmlns:w14="http://schemas.microsoft.com/office/word/2010/wordml" xmlns:w15="http://schemas.microsoft.com/office/word/2012/wordml" xmlns:w16cid="http://schemas.microsoft.com/office/word/2016/wordml/cid" xmlns:w16se="http://schemas.microsoft.com/office/word/2015/wordml/symex" xmlns:wpg="http://schemas.microsoft.com/office/word/2010/wordprocessingGroup" xmlns:wpi="http://schemas.microsoft.com/office/word/2010/wordprocessingInk" xmlns:wne="http://schemas.microsoft.com/office/word/2006/wordml" xmlns:wps="http://schemas.microsoft.com/office/word/2010/wordprocessingShape" mc:Ignorable="w14 w15 w16se w16cid wp14">
+<w:endnotes xmlns:wpc="http://schemas.microsoft.com/office/word/2010/wordprocessingCanvas" xmlns:cx="http://schemas.microsoft.com/office/drawing/2014/chartex" xmlns:cx1="http://schemas.microsoft.com/office/drawing/2015/9/8/chartex" xmlns:cx2="http://schemas.microsoft.com/office/drawing/2015/10/21/chartex" xmlns:cx3="http://schemas.microsoft.com/office/drawing/2016/5/9/chartex" xmlns:cx4="http://schemas.microsoft.com/office/drawing/2016/5/10/chartex" xmlns:cx5="http://schemas.microsoft.com/office/drawing/2016/5/11/chartex" xmlns:cx6="http://schemas.microsoft.com/office/drawing/2016/5/12/chartex" xmlns:cx7="http://schemas.microsoft.com/office/drawing/2016/5/13/chartex" xmlns:cx8="http://schemas.microsoft.com/office/drawing/2016/5/14/chartex" xmlns:mc="http://schemas.openxmlformats.org/markup-compatibility/2006" xmlns:aink="http://schemas.microsoft.com/office/drawing/2016/ink" xmlns:am3d="http://schemas.microsoft.com/office/drawing/2017/model3d" xmlns:o="urn:schemas-microsoft-com:office:office" xmlns:oel="http://schemas.microsoft.com/office/2019/extlst" xmlns:r="http://schemas.openxmlformats.org/officeDocument/2006/relationships" xmlns:m="http://schemas.openxmlformats.org/officeDocument/2006/math" xmlns:v="urn:schemas-microsoft-com:vml" xmlns:wp14="http://schemas.microsoft.com/office/word/2010/wordprocessingDrawing" xmlns:wp="http://schemas.openxmlformats.org/drawingml/2006/wordprocessingDrawing" xmlns:w10="urn:schemas-microsoft-com:office:word" xmlns:w="http://schemas.openxmlformats.org/wordprocessingml/2006/main" xmlns:w14="http://schemas.microsoft.com/office/word/2010/wordml" xmlns:w15="http://schemas.microsoft.com/office/word/2012/wordml" xmlns:w16cex="http://schemas.microsoft.com/office/word/2018/wordml/cex" xmlns:w16cid="http://schemas.microsoft.com/office/word/2016/wordml/cid" xmlns:w16="http://schemas.microsoft.com/office/word/2018/wordml" xmlns:w16du="http://schemas.microsoft.com/office/word/2023/wordml/word16du" xmlns:w16sdtdh="http://schemas.microsoft.com/office/word/2020/wordml/sdtdatahash" xmlns:w16sdtfl="http://schemas.microsoft.com/office/word/2024/wordml/sdtformatlock" xmlns:w16se="http://schemas.microsoft.com/office/word/2015/wordml/symex" xmlns:wpg="http://schemas.microsoft.com/office/word/2010/wordprocessingGroup" xmlns:wpi="http://schemas.microsoft.com/office/word/2010/wordprocessingInk" xmlns:wne="http://schemas.microsoft.com/office/word/2006/wordml" xmlns:wps="http://schemas.microsoft.com/office/word/2010/wordprocessingShape" mc:Ignorable="w14 w15 w16se w16cid w16 w16cex w16sdtdh w16sdtfl w16du wp14">
   <w:endnote w:type="separator" w:id="-1">
     <w:p>
       <w:pPr>
@@ -3617,7 +3974,7 @@
 </file>
 
 <file path=word/footer1.xml><?xml version="1.0" encoding="utf-8"?>
-<w:ftr xmlns:wpc="http://schemas.microsoft.com/office/word/2010/wordprocessingCanvas" xmlns:cx="http://schemas.microsoft.com/office/drawing/2014/chartex" xmlns:cx1="http://schemas.microsoft.com/office/drawing/2015/9/8/chartex" xmlns:cx2="http://schemas.microsoft.com/office/drawing/2015/10/21/chartex" xmlns:cx3="http://schemas.microsoft.com/office/drawing/2016/5/9/chartex" xmlns:cx4="http://schemas.microsoft.com/office/drawing/2016/5/10/chartex" xmlns:cx5="http://schemas.microsoft.com/office/drawing/2016/5/11/chartex" xmlns:cx6="http://schemas.microsoft.com/office/drawing/2016/5/12/chartex" xmlns:cx7="http://schemas.microsoft.com/office/drawing/2016/5/13/chartex" xmlns:cx8="http://schemas.microsoft.com/office/drawing/2016/5/14/chartex" xmlns:mc="http://schemas.openxmlformats.org/markup-compatibility/2006" xmlns:aink="http://schemas.microsoft.com/office/drawing/2016/ink" xmlns:am3d="http://schemas.microsoft.com/office/drawing/2017/model3d" xmlns:o="urn:schemas-microsoft-com:office:office" xmlns:r="http://schemas.openxmlformats.org/officeDocument/2006/relationships" xmlns:m="http://schemas.openxmlformats.org/officeDocument/2006/math" xmlns:v="urn:schemas-microsoft-com:vml" xmlns:wp14="http://schemas.microsoft.com/office/word/2010/wordprocessingDrawing" xmlns:wp="http://schemas.openxmlformats.org/drawingml/2006/wordprocessingDrawing" xmlns:w10="urn:schemas-microsoft-com:office:word" xmlns:w="http://schemas.openxmlformats.org/wordprocessingml/2006/main" xmlns:w14="http://schemas.microsoft.com/office/word/2010/wordml" xmlns:w15="http://schemas.microsoft.com/office/word/2012/wordml" xmlns:w16cid="http://schemas.microsoft.com/office/word/2016/wordml/cid" xmlns:w16se="http://schemas.microsoft.com/office/word/2015/wordml/symex" xmlns:wpg="http://schemas.microsoft.com/office/word/2010/wordprocessingGroup" xmlns:wpi="http://schemas.microsoft.com/office/word/2010/wordprocessingInk" xmlns:wne="http://schemas.microsoft.com/office/word/2006/wordml" xmlns:wps="http://schemas.microsoft.com/office/word/2010/wordprocessingShape" mc:Ignorable="w14 w15 w16se w16cid wp14">
+<w:ftr xmlns:wpc="http://schemas.microsoft.com/office/word/2010/wordprocessingCanvas" xmlns:cx="http://schemas.microsoft.com/office/drawing/2014/chartex" xmlns:cx1="http://schemas.microsoft.com/office/drawing/2015/9/8/chartex" xmlns:cx2="http://schemas.microsoft.com/office/drawing/2015/10/21/chartex" xmlns:cx3="http://schemas.microsoft.com/office/drawing/2016/5/9/chartex" xmlns:cx4="http://schemas.microsoft.com/office/drawing/2016/5/10/chartex" xmlns:cx5="http://schemas.microsoft.com/office/drawing/2016/5/11/chartex" xmlns:cx6="http://schemas.microsoft.com/office/drawing/2016/5/12/chartex" xmlns:cx7="http://schemas.microsoft.com/office/drawing/2016/5/13/chartex" xmlns:cx8="http://schemas.microsoft.com/office/drawing/2016/5/14/chartex" xmlns:mc="http://schemas.openxmlformats.org/markup-compatibility/2006" xmlns:aink="http://schemas.microsoft.com/office/drawing/2016/ink" xmlns:am3d="http://schemas.microsoft.com/office/drawing/2017/model3d" xmlns:o="urn:schemas-microsoft-com:office:office" xmlns:oel="http://schemas.microsoft.com/office/2019/extlst" xmlns:r="http://schemas.openxmlformats.org/officeDocument/2006/relationships" xmlns:m="http://schemas.openxmlformats.org/officeDocument/2006/math" xmlns:v="urn:schemas-microsoft-com:vml" xmlns:wp14="http://schemas.microsoft.com/office/word/2010/wordprocessingDrawing" xmlns:wp="http://schemas.openxmlformats.org/drawingml/2006/wordprocessingDrawing" xmlns:w10="urn:schemas-microsoft-com:office:word" xmlns:w="http://schemas.openxmlformats.org/wordprocessingml/2006/main" xmlns:w14="http://schemas.microsoft.com/office/word/2010/wordml" xmlns:w15="http://schemas.microsoft.com/office/word/2012/wordml" xmlns:w16cex="http://schemas.microsoft.com/office/word/2018/wordml/cex" xmlns:w16cid="http://schemas.microsoft.com/office/word/2016/wordml/cid" xmlns:w16="http://schemas.microsoft.com/office/word/2018/wordml" xmlns:w16du="http://schemas.microsoft.com/office/word/2023/wordml/word16du" xmlns:w16sdtdh="http://schemas.microsoft.com/office/word/2020/wordml/sdtdatahash" xmlns:w16sdtfl="http://schemas.microsoft.com/office/word/2024/wordml/sdtformatlock" xmlns:w16se="http://schemas.microsoft.com/office/word/2015/wordml/symex" xmlns:wpg="http://schemas.microsoft.com/office/word/2010/wordprocessingGroup" xmlns:wpi="http://schemas.microsoft.com/office/word/2010/wordprocessingInk" xmlns:wne="http://schemas.microsoft.com/office/word/2006/wordml" xmlns:wps="http://schemas.microsoft.com/office/word/2010/wordprocessingShape" mc:Ignorable="w14 w15 w16se w16cid w16 w16cex w16sdtdh w16sdtfl w16du wp14">
   <w:p>
     <w:pPr>
       <w:spacing w:after="19" w:line="259" w:lineRule="auto"/>
@@ -3662,7 +4019,7 @@
 </file>
 
 <file path=word/footer2.xml><?xml version="1.0" encoding="utf-8"?>
-<w:ftr xmlns:wpc="http://schemas.microsoft.com/office/word/2010/wordprocessingCanvas" xmlns:cx="http://schemas.microsoft.com/office/drawing/2014/chartex" xmlns:cx1="http://schemas.microsoft.com/office/drawing/2015/9/8/chartex" xmlns:cx2="http://schemas.microsoft.com/office/drawing/2015/10/21/chartex" xmlns:cx3="http://schemas.microsoft.com/office/drawing/2016/5/9/chartex" xmlns:cx4="http://schemas.microsoft.com/office/drawing/2016/5/10/chartex" xmlns:cx5="http://schemas.microsoft.com/office/drawing/2016/5/11/chartex" xmlns:cx6="http://schemas.microsoft.com/office/drawing/2016/5/12/chartex" xmlns:cx7="http://schemas.microsoft.com/office/drawing/2016/5/13/chartex" xmlns:cx8="http://schemas.microsoft.com/office/drawing/2016/5/14/chartex" xmlns:mc="http://schemas.openxmlformats.org/markup-compatibility/2006" xmlns:aink="http://schemas.microsoft.com/office/drawing/2016/ink" xmlns:am3d="http://schemas.microsoft.com/office/drawing/2017/model3d" xmlns:o="urn:schemas-microsoft-com:office:office" xmlns:r="http://schemas.openxmlformats.org/officeDocument/2006/relationships" xmlns:m="http://schemas.openxmlformats.org/officeDocument/2006/math" xmlns:v="urn:schemas-microsoft-com:vml" xmlns:wp14="http://schemas.microsoft.com/office/word/2010/wordprocessingDrawing" xmlns:wp="http://schemas.openxmlformats.org/drawingml/2006/wordprocessingDrawing" xmlns:w10="urn:schemas-microsoft-com:office:word" xmlns:w="http://schemas.openxmlformats.org/wordprocessingml/2006/main" xmlns:w14="http://schemas.microsoft.com/office/word/2010/wordml" xmlns:w15="http://schemas.microsoft.com/office/word/2012/wordml" xmlns:w16cid="http://schemas.microsoft.com/office/word/2016/wordml/cid" xmlns:w16se="http://schemas.microsoft.com/office/word/2015/wordml/symex" xmlns:wpg="http://schemas.microsoft.com/office/word/2010/wordprocessingGroup" xmlns:wpi="http://schemas.microsoft.com/office/word/2010/wordprocessingInk" xmlns:wne="http://schemas.microsoft.com/office/word/2006/wordml" xmlns:wps="http://schemas.microsoft.com/office/word/2010/wordprocessingShape" mc:Ignorable="w14 w15 w16se w16cid wp14">
+<w:ftr xmlns:wpc="http://schemas.microsoft.com/office/word/2010/wordprocessingCanvas" xmlns:cx="http://schemas.microsoft.com/office/drawing/2014/chartex" xmlns:cx1="http://schemas.microsoft.com/office/drawing/2015/9/8/chartex" xmlns:cx2="http://schemas.microsoft.com/office/drawing/2015/10/21/chartex" xmlns:cx3="http://schemas.microsoft.com/office/drawing/2016/5/9/chartex" xmlns:cx4="http://schemas.microsoft.com/office/drawing/2016/5/10/chartex" xmlns:cx5="http://schemas.microsoft.com/office/drawing/2016/5/11/chartex" xmlns:cx6="http://schemas.microsoft.com/office/drawing/2016/5/12/chartex" xmlns:cx7="http://schemas.microsoft.com/office/drawing/2016/5/13/chartex" xmlns:cx8="http://schemas.microsoft.com/office/drawing/2016/5/14/chartex" xmlns:mc="http://schemas.openxmlformats.org/markup-compatibility/2006" xmlns:aink="http://schemas.microsoft.com/office/drawing/2016/ink" xmlns:am3d="http://schemas.microsoft.com/office/drawing/2017/model3d" xmlns:o="urn:schemas-microsoft-com:office:office" xmlns:oel="http://schemas.microsoft.com/office/2019/extlst" xmlns:r="http://schemas.openxmlformats.org/officeDocument/2006/relationships" xmlns:m="http://schemas.openxmlformats.org/officeDocument/2006/math" xmlns:v="urn:schemas-microsoft-com:vml" xmlns:wp14="http://schemas.microsoft.com/office/word/2010/wordprocessingDrawing" xmlns:wp="http://schemas.openxmlformats.org/drawingml/2006/wordprocessingDrawing" xmlns:w10="urn:schemas-microsoft-com:office:word" xmlns:w="http://schemas.openxmlformats.org/wordprocessingml/2006/main" xmlns:w14="http://schemas.microsoft.com/office/word/2010/wordml" xmlns:w15="http://schemas.microsoft.com/office/word/2012/wordml" xmlns:w16cex="http://schemas.microsoft.com/office/word/2018/wordml/cex" xmlns:w16cid="http://schemas.microsoft.com/office/word/2016/wordml/cid" xmlns:w16="http://schemas.microsoft.com/office/word/2018/wordml" xmlns:w16du="http://schemas.microsoft.com/office/word/2023/wordml/word16du" xmlns:w16sdtdh="http://schemas.microsoft.com/office/word/2020/wordml/sdtdatahash" xmlns:w16sdtfl="http://schemas.microsoft.com/office/word/2024/wordml/sdtformatlock" xmlns:w16se="http://schemas.microsoft.com/office/word/2015/wordml/symex" xmlns:wpg="http://schemas.microsoft.com/office/word/2010/wordprocessingGroup" xmlns:wpi="http://schemas.microsoft.com/office/word/2010/wordprocessingInk" xmlns:wne="http://schemas.microsoft.com/office/word/2006/wordml" xmlns:wps="http://schemas.microsoft.com/office/word/2010/wordprocessingShape" mc:Ignorable="w14 w15 w16se w16cid w16 w16cex w16sdtdh w16sdtfl w16du wp14">
   <w:p>
     <w:pPr>
       <w:spacing w:after="19" w:line="259" w:lineRule="auto"/>
@@ -3707,7 +4064,7 @@
 </file>
 
 <file path=word/footer3.xml><?xml version="1.0" encoding="utf-8"?>
-<w:ftr xmlns:wpc="http://schemas.microsoft.com/office/word/2010/wordprocessingCanvas" xmlns:cx="http://schemas.microsoft.com/office/drawing/2014/chartex" xmlns:cx1="http://schemas.microsoft.com/office/drawing/2015/9/8/chartex" xmlns:cx2="http://schemas.microsoft.com/office/drawing/2015/10/21/chartex" xmlns:cx3="http://schemas.microsoft.com/office/drawing/2016/5/9/chartex" xmlns:cx4="http://schemas.microsoft.com/office/drawing/2016/5/10/chartex" xmlns:cx5="http://schemas.microsoft.com/office/drawing/2016/5/11/chartex" xmlns:cx6="http://schemas.microsoft.com/office/drawing/2016/5/12/chartex" xmlns:cx7="http://schemas.microsoft.com/office/drawing/2016/5/13/chartex" xmlns:cx8="http://schemas.microsoft.com/office/drawing/2016/5/14/chartex" xmlns:mc="http://schemas.openxmlformats.org/markup-compatibility/2006" xmlns:aink="http://schemas.microsoft.com/office/drawing/2016/ink" xmlns:am3d="http://schemas.microsoft.com/office/drawing/2017/model3d" xmlns:o="urn:schemas-microsoft-com:office:office" xmlns:r="http://schemas.openxmlformats.org/officeDocument/2006/relationships" xmlns:m="http://schemas.openxmlformats.org/officeDocument/2006/math" xmlns:v="urn:schemas-microsoft-com:vml" xmlns:wp14="http://schemas.microsoft.com/office/word/2010/wordprocessingDrawing" xmlns:wp="http://schemas.openxmlformats.org/drawingml/2006/wordprocessingDrawing" xmlns:w10="urn:schemas-microsoft-com:office:word" xmlns:w="http://schemas.openxmlformats.org/wordprocessingml/2006/main" xmlns:w14="http://schemas.microsoft.com/office/word/2010/wordml" xmlns:w15="http://schemas.microsoft.com/office/word/2012/wordml" xmlns:w16cid="http://schemas.microsoft.com/office/word/2016/wordml/cid" xmlns:w16se="http://schemas.microsoft.com/office/word/2015/wordml/symex" xmlns:wpg="http://schemas.microsoft.com/office/word/2010/wordprocessingGroup" xmlns:wpi="http://schemas.microsoft.com/office/word/2010/wordprocessingInk" xmlns:wne="http://schemas.microsoft.com/office/word/2006/wordml" xmlns:wps="http://schemas.microsoft.com/office/word/2010/wordprocessingShape" mc:Ignorable="w14 w15 w16se w16cid wp14">
+<w:ftr xmlns:wpc="http://schemas.microsoft.com/office/word/2010/wordprocessingCanvas" xmlns:cx="http://schemas.microsoft.com/office/drawing/2014/chartex" xmlns:cx1="http://schemas.microsoft.com/office/drawing/2015/9/8/chartex" xmlns:cx2="http://schemas.microsoft.com/office/drawing/2015/10/21/chartex" xmlns:cx3="http://schemas.microsoft.com/office/drawing/2016/5/9/chartex" xmlns:cx4="http://schemas.microsoft.com/office/drawing/2016/5/10/chartex" xmlns:cx5="http://schemas.microsoft.com/office/drawing/2016/5/11/chartex" xmlns:cx6="http://schemas.microsoft.com/office/drawing/2016/5/12/chartex" xmlns:cx7="http://schemas.microsoft.com/office/drawing/2016/5/13/chartex" xmlns:cx8="http://schemas.microsoft.com/office/drawing/2016/5/14/chartex" xmlns:mc="http://schemas.openxmlformats.org/markup-compatibility/2006" xmlns:aink="http://schemas.microsoft.com/office/drawing/2016/ink" xmlns:am3d="http://schemas.microsoft.com/office/drawing/2017/model3d" xmlns:o="urn:schemas-microsoft-com:office:office" xmlns:oel="http://schemas.microsoft.com/office/2019/extlst" xmlns:r="http://schemas.openxmlformats.org/officeDocument/2006/relationships" xmlns:m="http://schemas.openxmlformats.org/officeDocument/2006/math" xmlns:v="urn:schemas-microsoft-com:vml" xmlns:wp14="http://schemas.microsoft.com/office/word/2010/wordprocessingDrawing" xmlns:wp="http://schemas.openxmlformats.org/drawingml/2006/wordprocessingDrawing" xmlns:w10="urn:schemas-microsoft-com:office:word" xmlns:w="http://schemas.openxmlformats.org/wordprocessingml/2006/main" xmlns:w14="http://schemas.microsoft.com/office/word/2010/wordml" xmlns:w15="http://schemas.microsoft.com/office/word/2012/wordml" xmlns:w16cex="http://schemas.microsoft.com/office/word/2018/wordml/cex" xmlns:w16cid="http://schemas.microsoft.com/office/word/2016/wordml/cid" xmlns:w16="http://schemas.microsoft.com/office/word/2018/wordml" xmlns:w16du="http://schemas.microsoft.com/office/word/2023/wordml/word16du" xmlns:w16sdtdh="http://schemas.microsoft.com/office/word/2020/wordml/sdtdatahash" xmlns:w16sdtfl="http://schemas.microsoft.com/office/word/2024/wordml/sdtformatlock" xmlns:w16se="http://schemas.microsoft.com/office/word/2015/wordml/symex" xmlns:wpg="http://schemas.microsoft.com/office/word/2010/wordprocessingGroup" xmlns:wpi="http://schemas.microsoft.com/office/word/2010/wordprocessingInk" xmlns:wne="http://schemas.microsoft.com/office/word/2006/wordml" xmlns:wps="http://schemas.microsoft.com/office/word/2010/wordprocessingShape" mc:Ignorable="w14 w15 w16se w16cid w16 w16cex w16sdtdh w16sdtfl w16du wp14">
   <w:p>
     <w:pPr>
       <w:spacing w:after="19" w:line="259" w:lineRule="auto"/>
@@ -3752,7 +4109,7 @@
 </file>
 
 <file path=word/footnotes.xml><?xml version="1.0" encoding="utf-8"?>
-<w:footnotes xmlns:wpc="http://schemas.microsoft.com/office/word/2010/wordprocessingCanvas" xmlns:cx="http://schemas.microsoft.com/office/drawing/2014/chartex" xmlns:cx1="http://schemas.microsoft.com/office/drawing/2015/9/8/chartex" xmlns:cx2="http://schemas.microsoft.com/office/drawing/2015/10/21/chartex" xmlns:cx3="http://schemas.microsoft.com/office/drawing/2016/5/9/chartex" xmlns:cx4="http://schemas.microsoft.com/office/drawing/2016/5/10/chartex" xmlns:cx5="http://schemas.microsoft.com/office/drawing/2016/5/11/chartex" xmlns:cx6="http://schemas.microsoft.com/office/drawing/2016/5/12/chartex" xmlns:cx7="http://schemas.microsoft.com/office/drawing/2016/5/13/chartex" xmlns:cx8="http://schemas.microsoft.com/office/drawing/2016/5/14/chartex" xmlns:mc="http://schemas.openxmlformats.org/markup-compatibility/2006" xmlns:aink="http://schemas.microsoft.com/office/drawing/2016/ink" xmlns:am3d="http://schemas.microsoft.com/office/drawing/2017/model3d" xmlns:o="urn:schemas-microsoft-com:office:office" xmlns:r="http://schemas.openxmlformats.org/officeDocument/2006/relationships" xmlns:m="http://schemas.openxmlformats.org/officeDocument/2006/math" xmlns:v="urn:schemas-microsoft-com:vml" xmlns:wp14="http://schemas.microsoft.com/office/word/2010/wordprocessingDrawing" xmlns:wp="http://schemas.openxmlformats.org/drawingml/2006/wordprocessingDrawing" xmlns:w10="urn:schemas-microsoft-com:office:word" xmlns:w="http://schemas.openxmlformats.org/wordprocessingml/2006/main" xmlns:w14="http://schemas.microsoft.com/office/word/2010/wordml" xmlns:w15="http://schemas.microsoft.com/office/word/2012/wordml" xmlns:w16cid="http://schemas.microsoft.com/office/word/2016/wordml/cid" xmlns:w16se="http://schemas.microsoft.com/office/word/2015/wordml/symex" xmlns:wpg="http://schemas.microsoft.com/office/word/2010/wordprocessingGroup" xmlns:wpi="http://schemas.microsoft.com/office/word/2010/wordprocessingInk" xmlns:wne="http://schemas.microsoft.com/office/word/2006/wordml" xmlns:wps="http://schemas.microsoft.com/office/word/2010/wordprocessingShape" mc:Ignorable="w14 w15 w16se w16cid wp14">
+<w:footnotes xmlns:wpc="http://schemas.microsoft.com/office/word/2010/wordprocessingCanvas" xmlns:cx="http://schemas.microsoft.com/office/drawing/2014/chartex" xmlns:cx1="http://schemas.microsoft.com/office/drawing/2015/9/8/chartex" xmlns:cx2="http://schemas.microsoft.com/office/drawing/2015/10/21/chartex" xmlns:cx3="http://schemas.microsoft.com/office/drawing/2016/5/9/chartex" xmlns:cx4="http://schemas.microsoft.com/office/drawing/2016/5/10/chartex" xmlns:cx5="http://schemas.microsoft.com/office/drawing/2016/5/11/chartex" xmlns:cx6="http://schemas.microsoft.com/office/drawing/2016/5/12/chartex" xmlns:cx7="http://schemas.microsoft.com/office/drawing/2016/5/13/chartex" xmlns:cx8="http://schemas.microsoft.com/office/drawing/2016/5/14/chartex" xmlns:mc="http://schemas.openxmlformats.org/markup-compatibility/2006" xmlns:aink="http://schemas.microsoft.com/office/drawing/2016/ink" xmlns:am3d="http://schemas.microsoft.com/office/drawing/2017/model3d" xmlns:o="urn:schemas-microsoft-com:office:office" xmlns:oel="http://schemas.microsoft.com/office/2019/extlst" xmlns:r="http://schemas.openxmlformats.org/officeDocument/2006/relationships" xmlns:m="http://schemas.openxmlformats.org/officeDocument/2006/math" xmlns:v="urn:schemas-microsoft-com:vml" xmlns:wp14="http://schemas.microsoft.com/office/word/2010/wordprocessingDrawing" xmlns:wp="http://schemas.openxmlformats.org/drawingml/2006/wordprocessingDrawing" xmlns:w10="urn:schemas-microsoft-com:office:word" xmlns:w="http://schemas.openxmlformats.org/wordprocessingml/2006/main" xmlns:w14="http://schemas.microsoft.com/office/word/2010/wordml" xmlns:w15="http://schemas.microsoft.com/office/word/2012/wordml" xmlns:w16cex="http://schemas.microsoft.com/office/word/2018/wordml/cex" xmlns:w16cid="http://schemas.microsoft.com/office/word/2016/wordml/cid" xmlns:w16="http://schemas.microsoft.com/office/word/2018/wordml" xmlns:w16du="http://schemas.microsoft.com/office/word/2023/wordml/word16du" xmlns:w16sdtdh="http://schemas.microsoft.com/office/word/2020/wordml/sdtdatahash" xmlns:w16sdtfl="http://schemas.microsoft.com/office/word/2024/wordml/sdtformatlock" xmlns:w16se="http://schemas.microsoft.com/office/word/2015/wordml/symex" xmlns:wpg="http://schemas.microsoft.com/office/word/2010/wordprocessingGroup" xmlns:wpi="http://schemas.microsoft.com/office/word/2010/wordprocessingInk" xmlns:wne="http://schemas.microsoft.com/office/word/2006/wordml" xmlns:wps="http://schemas.microsoft.com/office/word/2010/wordprocessingShape" mc:Ignorable="w14 w15 w16se w16cid w16 w16cex w16sdtdh w16sdtfl w16du wp14">
   <w:footnote w:type="separator" w:id="-1">
     <w:p>
       <w:pPr>
@@ -3777,7 +4134,7 @@
 </file>
 
 <file path=word/header1.xml><?xml version="1.0" encoding="utf-8"?>
-<w:hdr xmlns:wpc="http://schemas.microsoft.com/office/word/2010/wordprocessingCanvas" xmlns:cx="http://schemas.microsoft.com/office/drawing/2014/chartex" xmlns:cx1="http://schemas.microsoft.com/office/drawing/2015/9/8/chartex" xmlns:cx2="http://schemas.microsoft.com/office/drawing/2015/10/21/chartex" xmlns:cx3="http://schemas.microsoft.com/office/drawing/2016/5/9/chartex" xmlns:cx4="http://schemas.microsoft.com/office/drawing/2016/5/10/chartex" xmlns:cx5="http://schemas.microsoft.com/office/drawing/2016/5/11/chartex" xmlns:cx6="http://schemas.microsoft.com/office/drawing/2016/5/12/chartex" xmlns:cx7="http://schemas.microsoft.com/office/drawing/2016/5/13/chartex" xmlns:cx8="http://schemas.microsoft.com/office/drawing/2016/5/14/chartex" xmlns:mc="http://schemas.openxmlformats.org/markup-compatibility/2006" xmlns:aink="http://schemas.microsoft.com/office/drawing/2016/ink" xmlns:am3d="http://schemas.microsoft.com/office/drawing/2017/model3d" xmlns:o="urn:schemas-microsoft-com:office:office" xmlns:r="http://schemas.openxmlformats.org/officeDocument/2006/relationships" xmlns:m="http://schemas.openxmlformats.org/officeDocument/2006/math" xmlns:v="urn:schemas-microsoft-com:vml" xmlns:wp14="http://schemas.microsoft.com/office/word/2010/wordprocessingDrawing" xmlns:wp="http://schemas.openxmlformats.org/drawingml/2006/wordprocessingDrawing" xmlns:w10="urn:schemas-microsoft-com:office:word" xmlns:w="http://schemas.openxmlformats.org/wordprocessingml/2006/main" xmlns:w14="http://schemas.microsoft.com/office/word/2010/wordml" xmlns:w15="http://schemas.microsoft.com/office/word/2012/wordml" xmlns:w16cid="http://schemas.microsoft.com/office/word/2016/wordml/cid" xmlns:w16se="http://schemas.microsoft.com/office/word/2015/wordml/symex" xmlns:wpg="http://schemas.microsoft.com/office/word/2010/wordprocessingGroup" xmlns:wpi="http://schemas.microsoft.com/office/word/2010/wordprocessingInk" xmlns:wne="http://schemas.microsoft.com/office/word/2006/wordml" xmlns:wps="http://schemas.microsoft.com/office/word/2010/wordprocessingShape" mc:Ignorable="w14 w15 w16se w16cid wp14">
+<w:hdr xmlns:wpc="http://schemas.microsoft.com/office/word/2010/wordprocessingCanvas" xmlns:cx="http://schemas.microsoft.com/office/drawing/2014/chartex" xmlns:cx1="http://schemas.microsoft.com/office/drawing/2015/9/8/chartex" xmlns:cx2="http://schemas.microsoft.com/office/drawing/2015/10/21/chartex" xmlns:cx3="http://schemas.microsoft.com/office/drawing/2016/5/9/chartex" xmlns:cx4="http://schemas.microsoft.com/office/drawing/2016/5/10/chartex" xmlns:cx5="http://schemas.microsoft.com/office/drawing/2016/5/11/chartex" xmlns:cx6="http://schemas.microsoft.com/office/drawing/2016/5/12/chartex" xmlns:cx7="http://schemas.microsoft.com/office/drawing/2016/5/13/chartex" xmlns:cx8="http://schemas.microsoft.com/office/drawing/2016/5/14/chartex" xmlns:mc="http://schemas.openxmlformats.org/markup-compatibility/2006" xmlns:aink="http://schemas.microsoft.com/office/drawing/2016/ink" xmlns:am3d="http://schemas.microsoft.com/office/drawing/2017/model3d" xmlns:o="urn:schemas-microsoft-com:office:office" xmlns:oel="http://schemas.microsoft.com/office/2019/extlst" xmlns:r="http://schemas.openxmlformats.org/officeDocument/2006/relationships" xmlns:m="http://schemas.openxmlformats.org/officeDocument/2006/math" xmlns:v="urn:schemas-microsoft-com:vml" xmlns:wp14="http://schemas.microsoft.com/office/word/2010/wordprocessingDrawing" xmlns:wp="http://schemas.openxmlformats.org/drawingml/2006/wordprocessingDrawing" xmlns:w10="urn:schemas-microsoft-com:office:word" xmlns:w="http://schemas.openxmlformats.org/wordprocessingml/2006/main" xmlns:w14="http://schemas.microsoft.com/office/word/2010/wordml" xmlns:w15="http://schemas.microsoft.com/office/word/2012/wordml" xmlns:w16cex="http://schemas.microsoft.com/office/word/2018/wordml/cex" xmlns:w16cid="http://schemas.microsoft.com/office/word/2016/wordml/cid" xmlns:w16="http://schemas.microsoft.com/office/word/2018/wordml" xmlns:w16du="http://schemas.microsoft.com/office/word/2023/wordml/word16du" xmlns:w16sdtdh="http://schemas.microsoft.com/office/word/2020/wordml/sdtdatahash" xmlns:w16sdtfl="http://schemas.microsoft.com/office/word/2024/wordml/sdtformatlock" xmlns:w16se="http://schemas.microsoft.com/office/word/2015/wordml/symex" xmlns:wpg="http://schemas.microsoft.com/office/word/2010/wordprocessingGroup" xmlns:wpi="http://schemas.microsoft.com/office/word/2010/wordprocessingInk" xmlns:wne="http://schemas.microsoft.com/office/word/2006/wordml" xmlns:wps="http://schemas.microsoft.com/office/word/2010/wordprocessingShape" mc:Ignorable="w14 w15 w16se w16cid w16 w16cex w16sdtdh w16sdtfl w16du wp14">
   <w:p>
     <w:pPr>
       <w:spacing w:after="655" w:line="259" w:lineRule="auto"/>
@@ -3801,7 +4158,7 @@
         <w:noProof/>
       </w:rPr>
       <w:drawing>
-        <wp:anchor distT="0" distB="0" distL="114300" distR="114300" simplePos="0" relativeHeight="251658240" behindDoc="0" locked="0" layoutInCell="1" allowOverlap="0">
+        <wp:anchor distT="0" distB="0" distL="114300" distR="114300" simplePos="0" relativeHeight="251658240" behindDoc="0" locked="0" layoutInCell="1" allowOverlap="0" wp14:anchorId="4B03E717" wp14:editId="6FC54A60">
           <wp:simplePos x="0" y="0"/>
           <wp:positionH relativeFrom="page">
             <wp:posOffset>3754755</wp:posOffset>
@@ -3866,7 +4223,7 @@
 </file>
 
 <file path=word/header2.xml><?xml version="1.0" encoding="utf-8"?>
-<w:hdr xmlns:wpc="http://schemas.microsoft.com/office/word/2010/wordprocessingCanvas" xmlns:cx="http://schemas.microsoft.com/office/drawing/2014/chartex" xmlns:cx1="http://schemas.microsoft.com/office/drawing/2015/9/8/chartex" xmlns:cx2="http://schemas.microsoft.com/office/drawing/2015/10/21/chartex" xmlns:cx3="http://schemas.microsoft.com/office/drawing/2016/5/9/chartex" xmlns:cx4="http://schemas.microsoft.com/office/drawing/2016/5/10/chartex" xmlns:cx5="http://schemas.microsoft.com/office/drawing/2016/5/11/chartex" xmlns:cx6="http://schemas.microsoft.com/office/drawing/2016/5/12/chartex" xmlns:cx7="http://schemas.microsoft.com/office/drawing/2016/5/13/chartex" xmlns:cx8="http://schemas.microsoft.com/office/drawing/2016/5/14/chartex" xmlns:mc="http://schemas.openxmlformats.org/markup-compatibility/2006" xmlns:aink="http://schemas.microsoft.com/office/drawing/2016/ink" xmlns:am3d="http://schemas.microsoft.com/office/drawing/2017/model3d" xmlns:o="urn:schemas-microsoft-com:office:office" xmlns:r="http://schemas.openxmlformats.org/officeDocument/2006/relationships" xmlns:m="http://schemas.openxmlformats.org/officeDocument/2006/math" xmlns:v="urn:schemas-microsoft-com:vml" xmlns:wp14="http://schemas.microsoft.com/office/word/2010/wordprocessingDrawing" xmlns:wp="http://schemas.openxmlformats.org/drawingml/2006/wordprocessingDrawing" xmlns:w10="urn:schemas-microsoft-com:office:word" xmlns:w="http://schemas.openxmlformats.org/wordprocessingml/2006/main" xmlns:w14="http://schemas.microsoft.com/office/word/2010/wordml" xmlns:w15="http://schemas.microsoft.com/office/word/2012/wordml" xmlns:w16cid="http://schemas.microsoft.com/office/word/2016/wordml/cid" xmlns:w16se="http://schemas.microsoft.com/office/word/2015/wordml/symex" xmlns:wpg="http://schemas.microsoft.com/office/word/2010/wordprocessingGroup" xmlns:wpi="http://schemas.microsoft.com/office/word/2010/wordprocessingInk" xmlns:wne="http://schemas.microsoft.com/office/word/2006/wordml" xmlns:wps="http://schemas.microsoft.com/office/word/2010/wordprocessingShape" mc:Ignorable="w14 w15 w16se w16cid wp14">
+<w:hdr xmlns:wpc="http://schemas.microsoft.com/office/word/2010/wordprocessingCanvas" xmlns:cx="http://schemas.microsoft.com/office/drawing/2014/chartex" xmlns:cx1="http://schemas.microsoft.com/office/drawing/2015/9/8/chartex" xmlns:cx2="http://schemas.microsoft.com/office/drawing/2015/10/21/chartex" xmlns:cx3="http://schemas.microsoft.com/office/drawing/2016/5/9/chartex" xmlns:cx4="http://schemas.microsoft.com/office/drawing/2016/5/10/chartex" xmlns:cx5="http://schemas.microsoft.com/office/drawing/2016/5/11/chartex" xmlns:cx6="http://schemas.microsoft.com/office/drawing/2016/5/12/chartex" xmlns:cx7="http://schemas.microsoft.com/office/drawing/2016/5/13/chartex" xmlns:cx8="http://schemas.microsoft.com/office/drawing/2016/5/14/chartex" xmlns:mc="http://schemas.openxmlformats.org/markup-compatibility/2006" xmlns:aink="http://schemas.microsoft.com/office/drawing/2016/ink" xmlns:am3d="http://schemas.microsoft.com/office/drawing/2017/model3d" xmlns:o="urn:schemas-microsoft-com:office:office" xmlns:oel="http://schemas.microsoft.com/office/2019/extlst" xmlns:r="http://schemas.openxmlformats.org/officeDocument/2006/relationships" xmlns:m="http://schemas.openxmlformats.org/officeDocument/2006/math" xmlns:v="urn:schemas-microsoft-com:vml" xmlns:wp14="http://schemas.microsoft.com/office/word/2010/wordprocessingDrawing" xmlns:wp="http://schemas.openxmlformats.org/drawingml/2006/wordprocessingDrawing" xmlns:w10="urn:schemas-microsoft-com:office:word" xmlns:w="http://schemas.openxmlformats.org/wordprocessingml/2006/main" xmlns:w14="http://schemas.microsoft.com/office/word/2010/wordml" xmlns:w15="http://schemas.microsoft.com/office/word/2012/wordml" xmlns:w16cex="http://schemas.microsoft.com/office/word/2018/wordml/cex" xmlns:w16cid="http://schemas.microsoft.com/office/word/2016/wordml/cid" xmlns:w16="http://schemas.microsoft.com/office/word/2018/wordml" xmlns:w16du="http://schemas.microsoft.com/office/word/2023/wordml/word16du" xmlns:w16sdtdh="http://schemas.microsoft.com/office/word/2020/wordml/sdtdatahash" xmlns:w16sdtfl="http://schemas.microsoft.com/office/word/2024/wordml/sdtformatlock" xmlns:w16se="http://schemas.microsoft.com/office/word/2015/wordml/symex" xmlns:wpg="http://schemas.microsoft.com/office/word/2010/wordprocessingGroup" xmlns:wpi="http://schemas.microsoft.com/office/word/2010/wordprocessingInk" xmlns:wne="http://schemas.microsoft.com/office/word/2006/wordml" xmlns:wps="http://schemas.microsoft.com/office/word/2010/wordprocessingShape" mc:Ignorable="w14 w15 w16se w16cid w16 w16cex w16sdtdh w16sdtfl w16du wp14">
   <w:p>
     <w:pPr>
       <w:spacing w:after="655" w:line="259" w:lineRule="auto"/>
@@ -3890,7 +4247,7 @@
         <w:noProof/>
       </w:rPr>
       <w:drawing>
-        <wp:anchor distT="0" distB="0" distL="114300" distR="114300" simplePos="0" relativeHeight="251659264" behindDoc="0" locked="0" layoutInCell="1" allowOverlap="0">
+        <wp:anchor distT="0" distB="0" distL="114300" distR="114300" simplePos="0" relativeHeight="251659264" behindDoc="0" locked="0" layoutInCell="1" allowOverlap="0" wp14:anchorId="7EC329BA" wp14:editId="2024B14B">
           <wp:simplePos x="0" y="0"/>
           <wp:positionH relativeFrom="page">
             <wp:posOffset>3754755</wp:posOffset>
@@ -3955,7 +4312,7 @@
 </file>
 
 <file path=word/header3.xml><?xml version="1.0" encoding="utf-8"?>
-<w:hdr xmlns:wpc="http://schemas.microsoft.com/office/word/2010/wordprocessingCanvas" xmlns:cx="http://schemas.microsoft.com/office/drawing/2014/chartex" xmlns:cx1="http://schemas.microsoft.com/office/drawing/2015/9/8/chartex" xmlns:cx2="http://schemas.microsoft.com/office/drawing/2015/10/21/chartex" xmlns:cx3="http://schemas.microsoft.com/office/drawing/2016/5/9/chartex" xmlns:cx4="http://schemas.microsoft.com/office/drawing/2016/5/10/chartex" xmlns:cx5="http://schemas.microsoft.com/office/drawing/2016/5/11/chartex" xmlns:cx6="http://schemas.microsoft.com/office/drawing/2016/5/12/chartex" xmlns:cx7="http://schemas.microsoft.com/office/drawing/2016/5/13/chartex" xmlns:cx8="http://schemas.microsoft.com/office/drawing/2016/5/14/chartex" xmlns:mc="http://schemas.openxmlformats.org/markup-compatibility/2006" xmlns:aink="http://schemas.microsoft.com/office/drawing/2016/ink" xmlns:am3d="http://schemas.microsoft.com/office/drawing/2017/model3d" xmlns:o="urn:schemas-microsoft-com:office:office" xmlns:r="http://schemas.openxmlformats.org/officeDocument/2006/relationships" xmlns:m="http://schemas.openxmlformats.org/officeDocument/2006/math" xmlns:v="urn:schemas-microsoft-com:vml" xmlns:wp14="http://schemas.microsoft.com/office/word/2010/wordprocessingDrawing" xmlns:wp="http://schemas.openxmlformats.org/drawingml/2006/wordprocessingDrawing" xmlns:w10="urn:schemas-microsoft-com:office:word" xmlns:w="http://schemas.openxmlformats.org/wordprocessingml/2006/main" xmlns:w14="http://schemas.microsoft.com/office/word/2010/wordml" xmlns:w15="http://schemas.microsoft.com/office/word/2012/wordml" xmlns:w16cid="http://schemas.microsoft.com/office/word/2016/wordml/cid" xmlns:w16se="http://schemas.microsoft.com/office/word/2015/wordml/symex" xmlns:wpg="http://schemas.microsoft.com/office/word/2010/wordprocessingGroup" xmlns:wpi="http://schemas.microsoft.com/office/word/2010/wordprocessingInk" xmlns:wne="http://schemas.microsoft.com/office/word/2006/wordml" xmlns:wps="http://schemas.microsoft.com/office/word/2010/wordprocessingShape" mc:Ignorable="w14 w15 w16se w16cid wp14">
+<w:hdr xmlns:wpc="http://schemas.microsoft.com/office/word/2010/wordprocessingCanvas" xmlns:cx="http://schemas.microsoft.com/office/drawing/2014/chartex" xmlns:cx1="http://schemas.microsoft.com/office/drawing/2015/9/8/chartex" xmlns:cx2="http://schemas.microsoft.com/office/drawing/2015/10/21/chartex" xmlns:cx3="http://schemas.microsoft.com/office/drawing/2016/5/9/chartex" xmlns:cx4="http://schemas.microsoft.com/office/drawing/2016/5/10/chartex" xmlns:cx5="http://schemas.microsoft.com/office/drawing/2016/5/11/chartex" xmlns:cx6="http://schemas.microsoft.com/office/drawing/2016/5/12/chartex" xmlns:cx7="http://schemas.microsoft.com/office/drawing/2016/5/13/chartex" xmlns:cx8="http://schemas.microsoft.com/office/drawing/2016/5/14/chartex" xmlns:mc="http://schemas.openxmlformats.org/markup-compatibility/2006" xmlns:aink="http://schemas.microsoft.com/office/drawing/2016/ink" xmlns:am3d="http://schemas.microsoft.com/office/drawing/2017/model3d" xmlns:o="urn:schemas-microsoft-com:office:office" xmlns:oel="http://schemas.microsoft.com/office/2019/extlst" xmlns:r="http://schemas.openxmlformats.org/officeDocument/2006/relationships" xmlns:m="http://schemas.openxmlformats.org/officeDocument/2006/math" xmlns:v="urn:schemas-microsoft-com:vml" xmlns:wp14="http://schemas.microsoft.com/office/word/2010/wordprocessingDrawing" xmlns:wp="http://schemas.openxmlformats.org/drawingml/2006/wordprocessingDrawing" xmlns:w10="urn:schemas-microsoft-com:office:word" xmlns:w="http://schemas.openxmlformats.org/wordprocessingml/2006/main" xmlns:w14="http://schemas.microsoft.com/office/word/2010/wordml" xmlns:w15="http://schemas.microsoft.com/office/word/2012/wordml" xmlns:w16cex="http://schemas.microsoft.com/office/word/2018/wordml/cex" xmlns:w16cid="http://schemas.microsoft.com/office/word/2016/wordml/cid" xmlns:w16="http://schemas.microsoft.com/office/word/2018/wordml" xmlns:w16du="http://schemas.microsoft.com/office/word/2023/wordml/word16du" xmlns:w16sdtdh="http://schemas.microsoft.com/office/word/2020/wordml/sdtdatahash" xmlns:w16sdtfl="http://schemas.microsoft.com/office/word/2024/wordml/sdtformatlock" xmlns:w16se="http://schemas.microsoft.com/office/word/2015/wordml/symex" xmlns:wpg="http://schemas.microsoft.com/office/word/2010/wordprocessingGroup" xmlns:wpi="http://schemas.microsoft.com/office/word/2010/wordprocessingInk" xmlns:wne="http://schemas.microsoft.com/office/word/2006/wordml" xmlns:wps="http://schemas.microsoft.com/office/word/2010/wordprocessingShape" mc:Ignorable="w14 w15 w16se w16cid w16 w16cex w16sdtdh w16sdtfl w16du wp14">
   <w:p>
     <w:pPr>
       <w:spacing w:after="655" w:line="259" w:lineRule="auto"/>
@@ -3965,13 +4322,7 @@
       <w:rPr>
         <w:rFonts w:ascii="Calibri" w:eastAsia="Calibri" w:hAnsi="Calibri" w:cs="Calibri"/>
       </w:rPr>
-      <w:t xml:space="preserve">              </w:t>
-    </w:r>
-    <w:r>
-      <w:rPr>
-        <w:rFonts w:ascii="Calibri" w:eastAsia="Calibri" w:hAnsi="Calibri" w:cs="Calibri"/>
-      </w:rPr>
-      <w:t xml:space="preserve">                                                                  </w:t>
+      <w:t xml:space="preserve">                                                                                </w:t>
     </w:r>
   </w:p>
   <w:p>
@@ -3985,7 +4336,7 @@
         <w:noProof/>
       </w:rPr>
       <w:drawing>
-        <wp:anchor distT="0" distB="0" distL="114300" distR="114300" simplePos="0" relativeHeight="251660288" behindDoc="0" locked="0" layoutInCell="1" allowOverlap="0">
+        <wp:anchor distT="0" distB="0" distL="114300" distR="114300" simplePos="0" relativeHeight="251660288" behindDoc="0" locked="0" layoutInCell="1" allowOverlap="0" wp14:anchorId="3AB2534D" wp14:editId="66328EA2">
           <wp:simplePos x="0" y="0"/>
           <wp:positionH relativeFrom="page">
             <wp:posOffset>3754755</wp:posOffset>
@@ -4050,7 +4401,7 @@
 </file>
 
 <file path=word/numbering.xml><?xml version="1.0" encoding="utf-8"?>
-<w:numbering xmlns:wpc="http://schemas.microsoft.com/office/word/2010/wordprocessingCanvas" xmlns:cx="http://schemas.microsoft.com/office/drawing/2014/chartex" xmlns:cx1="http://schemas.microsoft.com/office/drawing/2015/9/8/chartex" xmlns:cx2="http://schemas.microsoft.com/office/drawing/2015/10/21/chartex" xmlns:cx3="http://schemas.microsoft.com/office/drawing/2016/5/9/chartex" xmlns:cx4="http://schemas.microsoft.com/office/drawing/2016/5/10/chartex" xmlns:cx5="http://schemas.microsoft.com/office/drawing/2016/5/11/chartex" xmlns:cx6="http://schemas.microsoft.com/office/drawing/2016/5/12/chartex" xmlns:cx7="http://schemas.microsoft.com/office/drawing/2016/5/13/chartex" xmlns:cx8="http://schemas.microsoft.com/office/drawing/2016/5/14/chartex" xmlns:mc="http://schemas.openxmlformats.org/markup-compatibility/2006" xmlns:aink="http://schemas.microsoft.com/office/drawing/2016/ink" xmlns:am3d="http://schemas.microsoft.com/office/drawing/2017/model3d" xmlns:o="urn:schemas-microsoft-com:office:office" xmlns:r="http://schemas.openxmlformats.org/officeDocument/2006/relationships" xmlns:m="http://schemas.openxmlformats.org/officeDocument/2006/math" xmlns:v="urn:schemas-microsoft-com:vml" xmlns:wp14="http://schemas.microsoft.com/office/word/2010/wordprocessingDrawing" xmlns:wp="http://schemas.openxmlformats.org/drawingml/2006/wordprocessingDrawing" xmlns:w10="urn:schemas-microsoft-com:office:word" xmlns:w="http://schemas.openxmlformats.org/wordprocessingml/2006/main" xmlns:w14="http://schemas.microsoft.com/office/word/2010/wordml" xmlns:w15="http://schemas.microsoft.com/office/word/2012/wordml" xmlns:w16cid="http://schemas.microsoft.com/office/word/2016/wordml/cid" xmlns:w16se="http://schemas.microsoft.com/office/word/2015/wordml/symex" xmlns:wpg="http://schemas.microsoft.com/office/word/2010/wordprocessingGroup" xmlns:wpi="http://schemas.microsoft.com/office/word/2010/wordprocessingInk" xmlns:wne="http://schemas.microsoft.com/office/word/2006/wordml" xmlns:wps="http://schemas.microsoft.com/office/word/2010/wordprocessingShape" mc:Ignorable="w14 w15 w16se w16cid wp14">
+<w:numbering xmlns:wpc="http://schemas.microsoft.com/office/word/2010/wordprocessingCanvas" xmlns:cx="http://schemas.microsoft.com/office/drawing/2014/chartex" xmlns:cx1="http://schemas.microsoft.com/office/drawing/2015/9/8/chartex" xmlns:cx2="http://schemas.microsoft.com/office/drawing/2015/10/21/chartex" xmlns:cx3="http://schemas.microsoft.com/office/drawing/2016/5/9/chartex" xmlns:cx4="http://schemas.microsoft.com/office/drawing/2016/5/10/chartex" xmlns:cx5="http://schemas.microsoft.com/office/drawing/2016/5/11/chartex" xmlns:cx6="http://schemas.microsoft.com/office/drawing/2016/5/12/chartex" xmlns:cx7="http://schemas.microsoft.com/office/drawing/2016/5/13/chartex" xmlns:cx8="http://schemas.microsoft.com/office/drawing/2016/5/14/chartex" xmlns:mc="http://schemas.openxmlformats.org/markup-compatibility/2006" xmlns:aink="http://schemas.microsoft.com/office/drawing/2016/ink" xmlns:am3d="http://schemas.microsoft.com/office/drawing/2017/model3d" xmlns:o="urn:schemas-microsoft-com:office:office" xmlns:oel="http://schemas.microsoft.com/office/2019/extlst" xmlns:r="http://schemas.openxmlformats.org/officeDocument/2006/relationships" xmlns:m="http://schemas.openxmlformats.org/officeDocument/2006/math" xmlns:v="urn:schemas-microsoft-com:vml" xmlns:wp14="http://schemas.microsoft.com/office/word/2010/wordprocessingDrawing" xmlns:wp="http://schemas.openxmlformats.org/drawingml/2006/wordprocessingDrawing" xmlns:w10="urn:schemas-microsoft-com:office:word" xmlns:w="http://schemas.openxmlformats.org/wordprocessingml/2006/main" xmlns:w14="http://schemas.microsoft.com/office/word/2010/wordml" xmlns:w15="http://schemas.microsoft.com/office/word/2012/wordml" xmlns:w16cex="http://schemas.microsoft.com/office/word/2018/wordml/cex" xmlns:w16cid="http://schemas.microsoft.com/office/word/2016/wordml/cid" xmlns:w16="http://schemas.microsoft.com/office/word/2018/wordml" xmlns:w16du="http://schemas.microsoft.com/office/word/2023/wordml/word16du" xmlns:w16sdtdh="http://schemas.microsoft.com/office/word/2020/wordml/sdtdatahash" xmlns:w16sdtfl="http://schemas.microsoft.com/office/word/2024/wordml/sdtformatlock" xmlns:w16se="http://schemas.microsoft.com/office/word/2015/wordml/symex" xmlns:wpg="http://schemas.microsoft.com/office/word/2010/wordprocessingGroup" xmlns:wpi="http://schemas.microsoft.com/office/word/2010/wordprocessingInk" xmlns:wne="http://schemas.microsoft.com/office/word/2006/wordml" xmlns:wps="http://schemas.microsoft.com/office/word/2010/wordprocessingShape" mc:Ignorable="w14 w15 w16se w16cid w16 w16cex w16sdtdh w16sdtfl w16du wp14">
   <w:abstractNum w:abstractNumId="0" w15:restartNumberingAfterBreak="0">
     <w:nsid w:val="4BDC04A4"/>
     <w:multiLevelType w:val="hybridMultilevel"/>
@@ -5122,26 +5473,26 @@
       </w:rPr>
     </w:lvl>
   </w:abstractNum>
-  <w:num w:numId="1">
+  <w:num w:numId="1" w16cid:durableId="1725909477">
     <w:abstractNumId w:val="3"/>
   </w:num>
-  <w:num w:numId="2">
+  <w:num w:numId="2" w16cid:durableId="962812312">
     <w:abstractNumId w:val="1"/>
   </w:num>
-  <w:num w:numId="3">
+  <w:num w:numId="3" w16cid:durableId="1241868245">
     <w:abstractNumId w:val="0"/>
   </w:num>
-  <w:num w:numId="4">
+  <w:num w:numId="4" w16cid:durableId="767769919">
     <w:abstractNumId w:val="2"/>
   </w:num>
-  <w:num w:numId="5">
+  <w:num w:numId="5" w16cid:durableId="101265787">
     <w:abstractNumId w:val="4"/>
   </w:num>
 </w:numbering>
 </file>
 
 <file path=word/styles.xml><?xml version="1.0" encoding="utf-8"?>
-<w:styles xmlns:mc="http://schemas.openxmlformats.org/markup-compatibility/2006" xmlns:r="http://schemas.openxmlformats.org/officeDocument/2006/relationships" xmlns:w="http://schemas.openxmlformats.org/wordprocessingml/2006/main" xmlns:w14="http://schemas.microsoft.com/office/word/2010/wordml" xmlns:w15="http://schemas.microsoft.com/office/word/2012/wordml" xmlns:w16cid="http://schemas.microsoft.com/office/word/2016/wordml/cid" xmlns:w16se="http://schemas.microsoft.com/office/word/2015/wordml/symex" mc:Ignorable="w14 w15 w16se w16cid">
+<w:styles xmlns:mc="http://schemas.openxmlformats.org/markup-compatibility/2006" xmlns:r="http://schemas.openxmlformats.org/officeDocument/2006/relationships" xmlns:w="http://schemas.openxmlformats.org/wordprocessingml/2006/main" xmlns:w14="http://schemas.microsoft.com/office/word/2010/wordml" xmlns:w15="http://schemas.microsoft.com/office/word/2012/wordml" xmlns:w16cex="http://schemas.microsoft.com/office/word/2018/wordml/cex" xmlns:w16cid="http://schemas.microsoft.com/office/word/2016/wordml/cid" xmlns:w16="http://schemas.microsoft.com/office/word/2018/wordml" xmlns:w16du="http://schemas.microsoft.com/office/word/2023/wordml/word16du" xmlns:w16sdtdh="http://schemas.microsoft.com/office/word/2020/wordml/sdtdatahash" xmlns:w16sdtfl="http://schemas.microsoft.com/office/word/2024/wordml/sdtformatlock" xmlns:w16se="http://schemas.microsoft.com/office/word/2015/wordml/symex" mc:Ignorable="w14 w15 w16se w16cid w16 w16cex w16sdtdh w16sdtfl w16du">
   <w:docDefaults>
     <w:rPrDefault>
       <w:rPr>
@@ -5157,7 +5508,7 @@
       </w:pPr>
     </w:pPrDefault>
   </w:docDefaults>
-  <w:latentStyles w:defLockedState="0" w:defUIPriority="99" w:defSemiHidden="0" w:defUnhideWhenUsed="0" w:defQFormat="0" w:count="375">
+  <w:latentStyles w:defLockedState="0" w:defUIPriority="99" w:defSemiHidden="0" w:defUnhideWhenUsed="0" w:defQFormat="0" w:count="376">
     <w:lsdException w:name="Normal" w:uiPriority="0" w:qFormat="1"/>
     <w:lsdException w:name="heading 1" w:uiPriority="9" w:qFormat="1"/>
     <w:lsdException w:name="heading 2" w:semiHidden="1" w:uiPriority="9" w:unhideWhenUsed="1" w:qFormat="1"/>
@@ -5533,6 +5884,7 @@
     <w:lsdException w:name="Smart Hyperlink" w:semiHidden="1" w:unhideWhenUsed="1"/>
     <w:lsdException w:name="Hashtag" w:semiHidden="1" w:unhideWhenUsed="1"/>
     <w:lsdException w:name="Unresolved Mention" w:semiHidden="1" w:unhideWhenUsed="1"/>
+    <w:lsdException w:name="Smart Link" w:semiHidden="1" w:unhideWhenUsed="1"/>
   </w:latentStyles>
   <w:style w:type="paragraph" w:default="1" w:styleId="Normal">
     <w:name w:val="Normal"/>
@@ -5549,7 +5901,6 @@
   <w:style w:type="character" w:default="1" w:styleId="Fuentedeprrafopredeter">
     <w:name w:val="Default Paragraph Font"/>
     <w:uiPriority w:val="1"/>
-    <w:semiHidden/>
     <w:unhideWhenUsed/>
   </w:style>
   <w:style w:type="table" w:default="1" w:styleId="Tablanormal">
@@ -5586,6 +5937,35 @@
         <w:right w:w="0" w:type="dxa"/>
       </w:tblCellMar>
     </w:tblPr>
+  </w:style>
+  <w:style w:type="paragraph" w:styleId="Prrafodelista">
+    <w:name w:val="List Paragraph"/>
+    <w:basedOn w:val="Normal"/>
+    <w:uiPriority w:val="34"/>
+    <w:qFormat/>
+    <w:rsid w:val="00291C3F"/>
+    <w:pPr>
+      <w:ind w:left="720"/>
+      <w:contextualSpacing/>
+    </w:pPr>
+  </w:style>
+  <w:style w:type="paragraph" w:styleId="NormalWeb">
+    <w:name w:val="Normal (Web)"/>
+    <w:basedOn w:val="Normal"/>
+    <w:uiPriority w:val="99"/>
+    <w:semiHidden/>
+    <w:unhideWhenUsed/>
+    <w:rsid w:val="00291C3F"/>
+    <w:pPr>
+      <w:spacing w:before="100" w:beforeAutospacing="1" w:after="100" w:afterAutospacing="1" w:line="240" w:lineRule="auto"/>
+      <w:ind w:left="0" w:firstLine="0"/>
+    </w:pPr>
+    <w:rPr>
+      <w:rFonts w:ascii="Times New Roman" w:eastAsia="Times New Roman" w:hAnsi="Times New Roman" w:cs="Times New Roman"/>
+      <w:color w:val="auto"/>
+      <w:sz w:val="24"/>
+      <w:szCs w:val="24"/>
+    </w:rPr>
   </w:style>
 </w:styles>
 </file>

--- a/GUIA_DE_APRENDIZAJE_SELECTORES_MODELO_CAJA_CASCADA_HERENCIA_ESPECIFICIDAD-1.docx
+++ b/GUIA_DE_APRENDIZAJE_SELECTORES_MODELO_CAJA_CASCADA_HERENCIA_ESPECIFICIDAD-1.docx
@@ -500,21 +500,7 @@
         <w:rPr>
           <w:b/>
         </w:rPr>
-        <w:t>H</w:t>
-      </w:r>
-      <w:proofErr w:type="gramStart"/>
-      <w:r>
-        <w:rPr>
-          <w:b/>
-        </w:rPr>
-        <w:t>1,h</w:t>
-      </w:r>
-      <w:proofErr w:type="gramEnd"/>
-      <w:r>
-        <w:rPr>
-          <w:b/>
-        </w:rPr>
-        <w:t xml:space="preserve">2, p, </w:t>
+        <w:t xml:space="preserve">H1,h2, p, </w:t>
       </w:r>
       <w:proofErr w:type="spellStart"/>
       <w:r>
@@ -555,6 +541,9 @@
         <w:ind w:left="360"/>
       </w:pPr>
       <w:r>
+        <w:rPr>
+          <w:noProof/>
+        </w:rPr>
         <w:drawing>
           <wp:anchor distT="0" distB="0" distL="114300" distR="114300" simplePos="0" relativeHeight="251658240" behindDoc="1" locked="0" layoutInCell="1" allowOverlap="1" wp14:anchorId="6BD30073" wp14:editId="67C47C6C">
             <wp:simplePos x="0" y="0"/>
@@ -621,6 +610,9 @@
         </w:drawing>
       </w:r>
       <w:r>
+        <w:rPr>
+          <w:noProof/>
+        </w:rPr>
         <w:drawing>
           <wp:inline distT="0" distB="0" distL="0" distR="0" wp14:anchorId="30F84D3E" wp14:editId="55278274">
             <wp:extent cx="3671570" cy="4106677"/>
@@ -2402,10 +2394,10 @@
         <w:tblLook w:val="04A0" w:firstRow="1" w:lastRow="0" w:firstColumn="1" w:lastColumn="0" w:noHBand="0" w:noVBand="1"/>
       </w:tblPr>
       <w:tblGrid>
-        <w:gridCol w:w="825"/>
-        <w:gridCol w:w="2443"/>
-        <w:gridCol w:w="3102"/>
-        <w:gridCol w:w="3260"/>
+        <w:gridCol w:w="780"/>
+        <w:gridCol w:w="2123"/>
+        <w:gridCol w:w="4053"/>
+        <w:gridCol w:w="2674"/>
       </w:tblGrid>
       <w:tr>
         <w:trPr>
@@ -2622,6 +2614,9 @@
             <w:pPr>
               <w:spacing w:after="0" w:line="259" w:lineRule="auto"/>
               <w:ind w:left="1" w:firstLine="0"/>
+              <w:rPr>
+                <w:b/>
+              </w:rPr>
             </w:pPr>
             <w:r>
               <w:rPr>
@@ -2629,6 +2624,46 @@
               </w:rPr>
               <w:t xml:space="preserve"> </w:t>
             </w:r>
+            <w:hyperlink r:id="rId25" w:history="1">
+              <w:r>
+                <w:rPr>
+                  <w:rStyle w:val="Hipervnculo"/>
+                  <w:b/>
+                </w:rPr>
+                <w:t>https://github.com/Geraldo788/css.git</w:t>
+              </w:r>
+            </w:hyperlink>
+          </w:p>
+          <w:p>
+            <w:pPr>
+              <w:spacing w:after="0" w:line="259" w:lineRule="auto"/>
+              <w:ind w:left="1" w:firstLine="0"/>
+              <w:rPr>
+                <w:b/>
+              </w:rPr>
+            </w:pPr>
+          </w:p>
+          <w:p>
+            <w:pPr>
+              <w:spacing w:after="0" w:line="259" w:lineRule="auto"/>
+              <w:ind w:left="1" w:firstLine="0"/>
+            </w:pPr>
+            <w:hyperlink r:id="rId26" w:history="1">
+              <w:r>
+                <w:rPr>
+                  <w:rStyle w:val="Hipervnculo"/>
+                  <w:b/>
+                  <w:bCs/>
+                </w:rPr>
+                <w:t>https://geraldo788.github.io/css/</w:t>
+              </w:r>
+            </w:hyperlink>
+          </w:p>
+          <w:p>
+            <w:pPr>
+              <w:spacing w:after="0" w:line="259" w:lineRule="auto"/>
+              <w:ind w:left="1" w:firstLine="0"/>
+            </w:pPr>
           </w:p>
         </w:tc>
         <w:tc>
@@ -2988,6 +3023,7 @@
         <w:rPr>
           <w:b/>
         </w:rPr>
+        <w:lastRenderedPageBreak/>
         <w:t>Commit</w:t>
       </w:r>
       <w:proofErr w:type="spellEnd"/>
@@ -3014,11 +3050,7 @@
       </w:r>
       <w:proofErr w:type="spellEnd"/>
       <w:r>
-        <w:t xml:space="preserve"> tiene un mensaje </w:t>
-      </w:r>
-      <w:r>
-        <w:lastRenderedPageBreak/>
-        <w:t xml:space="preserve">descriptivo que proporciona información sobre los cambios realizados en ese </w:t>
+        <w:t xml:space="preserve"> tiene un mensaje descriptivo que proporciona información sobre los cambios realizados en ese </w:t>
       </w:r>
       <w:proofErr w:type="spellStart"/>
       <w:r>
@@ -3537,6 +3569,7 @@
         <w:rPr>
           <w:b/>
         </w:rPr>
+        <w:lastRenderedPageBreak/>
         <w:t xml:space="preserve">CONTROL DE CAMBIOS </w:t>
       </w:r>
       <w:r>
@@ -3592,7 +3625,6 @@
               <w:rPr>
                 <w:b/>
               </w:rPr>
-              <w:lastRenderedPageBreak/>
               <w:t xml:space="preserve"> </w:t>
             </w:r>
           </w:p>
@@ -3934,12 +3966,12 @@
       </w:r>
     </w:p>
     <w:sectPr>
-      <w:headerReference w:type="even" r:id="rId25"/>
-      <w:headerReference w:type="default" r:id="rId26"/>
-      <w:footerReference w:type="even" r:id="rId27"/>
-      <w:footerReference w:type="default" r:id="rId28"/>
-      <w:headerReference w:type="first" r:id="rId29"/>
-      <w:footerReference w:type="first" r:id="rId30"/>
+      <w:headerReference w:type="even" r:id="rId27"/>
+      <w:headerReference w:type="default" r:id="rId28"/>
+      <w:footerReference w:type="even" r:id="rId29"/>
+      <w:footerReference w:type="default" r:id="rId30"/>
+      <w:headerReference w:type="first" r:id="rId31"/>
+      <w:footerReference w:type="first" r:id="rId32"/>
       <w:pgSz w:w="12240" w:h="15840"/>
       <w:pgMar w:top="2137" w:right="1034" w:bottom="1493" w:left="1561" w:header="751" w:footer="705" w:gutter="0"/>
       <w:cols w:space="720"/>
@@ -5967,6 +5999,29 @@
       <w:szCs w:val="24"/>
     </w:rPr>
   </w:style>
+  <w:style w:type="character" w:styleId="Hipervnculo">
+    <w:name w:val="Hyperlink"/>
+    <w:basedOn w:val="Fuentedeprrafopredeter"/>
+    <w:uiPriority w:val="99"/>
+    <w:unhideWhenUsed/>
+    <w:rsid w:val="002E3C43"/>
+    <w:rPr>
+      <w:color w:val="0563C1" w:themeColor="hyperlink"/>
+      <w:u w:val="single"/>
+    </w:rPr>
+  </w:style>
+  <w:style w:type="character" w:styleId="Mencinsinresolver">
+    <w:name w:val="Unresolved Mention"/>
+    <w:basedOn w:val="Fuentedeprrafopredeter"/>
+    <w:uiPriority w:val="99"/>
+    <w:semiHidden/>
+    <w:unhideWhenUsed/>
+    <w:rsid w:val="002E3C43"/>
+    <w:rPr>
+      <w:color w:val="605E5C"/>
+      <w:shd w:val="clear" w:color="auto" w:fill="E1DFDD"/>
+    </w:rPr>
+  </w:style>
 </w:styles>
 </file>
 
